--- a/Record of minor details during thesis.docx
+++ b/Record of minor details during thesis.docx
@@ -6865,13 +6865,7 @@
         <w:rPr>
           <w:rFonts w:cstheme="minorHAnsi"/>
         </w:rPr>
-        <w:t>These attacks were always carried out on a batch size of 100 and learning rate of 0.01</w:t>
-      </w:r>
-      <w:r>
-        <w:rPr>
-          <w:rFonts w:cstheme="minorHAnsi"/>
-        </w:rPr>
-        <w:t xml:space="preserve"> with cx/2 normalization.</w:t>
+        <w:t>These attacks were always carried out on a batch size of 100 and learning rate of 0.01 with cx/2 normalization.</w:t>
       </w:r>
     </w:p>
     <w:p>
@@ -8471,6 +8465,7 @@
           <w:p>
             <w:pPr>
               <w:pStyle w:val="ListParagraph"/>
+              <w:keepNext/>
               <w:ind w:left="0"/>
             </w:pPr>
           </w:p>
@@ -8479,11 +8474,26 @@
     </w:tbl>
     <w:p>
       <w:pPr>
-        <w:pStyle w:val="ListParagraph"/>
+        <w:pStyle w:val="Caption"/>
+        <w:jc w:val="center"/>
         <w:rPr>
           <w:color w:val="EE0000"/>
         </w:rPr>
       </w:pPr>
+      <w:r>
+        <w:t xml:space="preserve">Table </w:t>
+      </w:r>
+      <w:fldSimple w:instr=" SEQ Table \* ARABIC ">
+        <w:r>
+          <w:rPr>
+            <w:noProof/>
+          </w:rPr>
+          <w:t>4</w:t>
+        </w:r>
+      </w:fldSimple>
+      <w:r>
+        <w:t>: Untargeted attacks</w:t>
+      </w:r>
     </w:p>
     <w:p>
       <w:pPr>
@@ -8493,7 +8503,13 @@
         <w:t xml:space="preserve">It was observed that changing the kappa values </w:t>
       </w:r>
       <w:r>
-        <w:t xml:space="preserve">in this case did not have any influence on the attack accuracy. Accuracy of bathes from 1-5 didn’t go below 3.6% for any further changes made. So, a lot of other batches like 6-10 and 11-15 were tested on c value equal to both 100 and 200 as the attacks were quite successful on these values to finalize a value for c. After running these </w:t>
+        <w:t>in this case did not have any influence on the attack accuracy. Accuracy of bat</w:t>
+      </w:r>
+      <w:r>
+        <w:t>c</w:t>
+      </w:r>
+      <w:r>
+        <w:t xml:space="preserve">hes from 1-5 didn’t go below 3.6% for any further changes made. So, a lot of other batches like 6-10 and 11-15 were tested on c value equal to both 100 and 200 as the attacks were quite successful on these values to finalize a value for c. After running these </w:t>
       </w:r>
       <w:r>
         <w:t>tests,</w:t>
@@ -8507,7 +8523,19 @@
         <w:pStyle w:val="ListParagraph"/>
       </w:pPr>
       <w:r>
-        <w:t>Accuracy of the model from batch 1-50 in batch groups of 5 can be checked in GIT repo saved files which mention these values. Also</w:t>
+        <w:t xml:space="preserve">Accuracy of the model from batch 1-50 in batch groups of 5 can be checked in GIT repo saved </w:t>
+      </w:r>
+      <w:r>
+        <w:t xml:space="preserve">attack </w:t>
+      </w:r>
+      <w:r>
+        <w:t>files which mention these values</w:t>
+      </w:r>
+      <w:r>
+        <w:t xml:space="preserve"> (in brackets)</w:t>
+      </w:r>
+      <w:r>
+        <w:t>. Also</w:t>
       </w:r>
       <w:r>
         <w:t>,</w:t>
@@ -8536,21 +8564,7 @@
           <w:b/>
           <w:bCs/>
         </w:rPr>
-        <w:t>CW Attack (</w:t>
-      </w:r>
-      <w:r>
-        <w:rPr>
-          <w:b/>
-          <w:bCs/>
-        </w:rPr>
-        <w:t>T</w:t>
-      </w:r>
-      <w:r>
-        <w:rPr>
-          <w:b/>
-          <w:bCs/>
-        </w:rPr>
-        <w:t>argeted):</w:t>
+        <w:t>CW Attack (Targeted):</w:t>
       </w:r>
     </w:p>
     <w:p>
@@ -8573,6 +8587,3879 @@
       <w:r>
         <w:t>a nearly successful attack.</w:t>
       </w:r>
+    </w:p>
+    <w:p>
+      <w:pPr>
+        <w:pStyle w:val="ListParagraph"/>
+        <w:numPr>
+          <w:ilvl w:val="0"/>
+          <w:numId w:val="7"/>
+        </w:numPr>
+      </w:pPr>
+      <w:r>
+        <w:t>Table 5 elaborates on the runs carried out for targeted attacks. All attacks were carried out with number of hidden layers for the first and second hidden layer as 200 and 100 respectively</w:t>
+      </w:r>
+      <w:r>
+        <w:t>, batch size of 100</w:t>
+      </w:r>
+      <w:r>
+        <w:t>, k =0</w:t>
+      </w:r>
+      <w:r>
+        <w:t xml:space="preserve"> and learning rate 0.01</w:t>
+      </w:r>
+      <w:r>
+        <w:t>. The kappa value did not affect the targeted attacks as well, same as untargeted attacks.</w:t>
+      </w:r>
+    </w:p>
+    <w:p>
+      <w:pPr>
+        <w:pStyle w:val="ListParagraph"/>
+        <w:rPr>
+          <w:b/>
+          <w:bCs/>
+          <w:color w:val="70AD47" w:themeColor="accent6"/>
+        </w:rPr>
+      </w:pPr>
+      <w:r>
+        <w:rPr>
+          <w:b/>
+          <w:bCs/>
+          <w:color w:val="70AD47" w:themeColor="accent6"/>
+        </w:rPr>
+        <w:t>Note: Why does the attack success remain unaffected by change of kappa after the normalization change was made?</w:t>
+      </w:r>
+    </w:p>
+    <w:p>
+      <w:pPr>
+        <w:pStyle w:val="ListParagraph"/>
+        <w:rPr>
+          <w:b/>
+          <w:bCs/>
+          <w:color w:val="70AD47" w:themeColor="accent6"/>
+        </w:rPr>
+      </w:pPr>
+      <w:r>
+        <w:rPr>
+          <w:b/>
+          <w:bCs/>
+          <w:color w:val="70AD47" w:themeColor="accent6"/>
+        </w:rPr>
+        <w:t xml:space="preserve">This is because now there are no inconsistencies in the gradient. Earlier, the gradient was not smooth because the </w:t>
+      </w:r>
+      <w:r>
+        <w:rPr>
+          <w:b/>
+          <w:bCs/>
+          <w:color w:val="70AD47" w:themeColor="accent6"/>
+        </w:rPr>
+        <w:t xml:space="preserve">normalization value of different samples depended on the max values of other samples which were processed together. Once the </w:t>
+      </w:r>
+      <w:r>
+        <w:rPr>
+          <w:b/>
+          <w:bCs/>
+          <w:color w:val="70AD47" w:themeColor="accent6"/>
+        </w:rPr>
+        <w:t xml:space="preserve">gradient became smooth, the model became more consistent and predictable. Since the k value doesn’t affect the </w:t>
+      </w:r>
+      <w:r>
+        <w:rPr>
+          <w:b/>
+          <w:bCs/>
+          <w:color w:val="70AD47" w:themeColor="accent6"/>
+        </w:rPr>
+        <w:t>accuracy,</w:t>
+      </w:r>
+      <w:r>
+        <w:rPr>
+          <w:b/>
+          <w:bCs/>
+          <w:color w:val="70AD47" w:themeColor="accent6"/>
+        </w:rPr>
+        <w:t xml:space="preserve"> it means that k=0 consistently succeeds and the values that don’t change or the inputs that are not affected</w:t>
+      </w:r>
+      <w:r>
+        <w:rPr>
+          <w:b/>
+          <w:bCs/>
+          <w:color w:val="70AD47" w:themeColor="accent6"/>
+        </w:rPr>
+        <w:t>, will not change even when k is much larger. The purpose of k is to increase the confidence of prediction, so if k=0 works, k for any greater value will just shift the logits value of the target class by k to the actual class.</w:t>
+      </w:r>
+    </w:p>
+    <w:tbl>
+      <w:tblPr>
+        <w:tblStyle w:val="TableGrid"/>
+        <w:tblW w:w="8685" w:type="dxa"/>
+        <w:tblInd w:w="720" w:type="dxa"/>
+        <w:tblLook w:val="04A0" w:firstRow="1" w:lastRow="0" w:firstColumn="1" w:lastColumn="0" w:noHBand="0" w:noVBand="1"/>
+      </w:tblPr>
+      <w:tblGrid>
+        <w:gridCol w:w="1240"/>
+        <w:gridCol w:w="1241"/>
+        <w:gridCol w:w="1241"/>
+        <w:gridCol w:w="1240"/>
+        <w:gridCol w:w="1259"/>
+        <w:gridCol w:w="1223"/>
+        <w:gridCol w:w="1241"/>
+      </w:tblGrid>
+      <w:tr>
+        <w:trPr>
+          <w:trHeight w:val="275"/>
+        </w:trPr>
+        <w:tc>
+          <w:tcPr>
+            <w:tcW w:w="1240" w:type="dxa"/>
+          </w:tcPr>
+          <w:p>
+            <w:pPr>
+              <w:pStyle w:val="ListParagraph"/>
+              <w:ind w:left="0"/>
+              <w:rPr>
+                <w:b/>
+                <w:bCs/>
+              </w:rPr>
+            </w:pPr>
+            <w:r>
+              <w:rPr>
+                <w:b/>
+                <w:bCs/>
+              </w:rPr>
+              <w:t>Batch</w:t>
+            </w:r>
+          </w:p>
+        </w:tc>
+        <w:tc>
+          <w:tcPr>
+            <w:tcW w:w="1241" w:type="dxa"/>
+          </w:tcPr>
+          <w:p>
+            <w:pPr>
+              <w:pStyle w:val="ListParagraph"/>
+              <w:ind w:left="0"/>
+              <w:rPr>
+                <w:b/>
+                <w:bCs/>
+              </w:rPr>
+            </w:pPr>
+            <w:r>
+              <w:rPr>
+                <w:b/>
+                <w:bCs/>
+              </w:rPr>
+              <w:t>Target</w:t>
+            </w:r>
+          </w:p>
+        </w:tc>
+        <w:tc>
+          <w:tcPr>
+            <w:tcW w:w="1241" w:type="dxa"/>
+          </w:tcPr>
+          <w:p>
+            <w:pPr>
+              <w:pStyle w:val="ListParagraph"/>
+              <w:ind w:left="0"/>
+              <w:rPr>
+                <w:b/>
+                <w:bCs/>
+              </w:rPr>
+            </w:pPr>
+            <w:r>
+              <w:rPr>
+                <w:b/>
+                <w:bCs/>
+              </w:rPr>
+              <w:t>C</w:t>
+            </w:r>
+          </w:p>
+        </w:tc>
+        <w:tc>
+          <w:tcPr>
+            <w:tcW w:w="1240" w:type="dxa"/>
+          </w:tcPr>
+          <w:p>
+            <w:pPr>
+              <w:pStyle w:val="ListParagraph"/>
+              <w:ind w:left="0"/>
+              <w:rPr>
+                <w:b/>
+                <w:bCs/>
+              </w:rPr>
+            </w:pPr>
+            <w:r>
+              <w:rPr>
+                <w:b/>
+                <w:bCs/>
+              </w:rPr>
+              <w:t>Steps</w:t>
+            </w:r>
+          </w:p>
+        </w:tc>
+        <w:tc>
+          <w:tcPr>
+            <w:tcW w:w="1259" w:type="dxa"/>
+          </w:tcPr>
+          <w:p>
+            <w:pPr>
+              <w:pStyle w:val="ListParagraph"/>
+              <w:ind w:left="0"/>
+              <w:rPr>
+                <w:b/>
+                <w:bCs/>
+              </w:rPr>
+            </w:pPr>
+            <w:r>
+              <w:rPr>
+                <w:b/>
+                <w:bCs/>
+              </w:rPr>
+              <w:t>Attack</w:t>
+            </w:r>
+            <w:r>
+              <w:rPr>
+                <w:b/>
+                <w:bCs/>
+              </w:rPr>
+              <w:t xml:space="preserve"> </w:t>
+            </w:r>
+            <w:r>
+              <w:rPr>
+                <w:b/>
+                <w:bCs/>
+              </w:rPr>
+              <w:t>succ</w:t>
+            </w:r>
+          </w:p>
+        </w:tc>
+        <w:tc>
+          <w:tcPr>
+            <w:tcW w:w="1223" w:type="dxa"/>
+          </w:tcPr>
+          <w:p>
+            <w:pPr>
+              <w:pStyle w:val="ListParagraph"/>
+              <w:ind w:left="0"/>
+              <w:rPr>
+                <w:b/>
+                <w:bCs/>
+              </w:rPr>
+            </w:pPr>
+            <w:r>
+              <w:rPr>
+                <w:b/>
+                <w:bCs/>
+              </w:rPr>
+              <w:t xml:space="preserve">1 SC </w:t>
+            </w:r>
+          </w:p>
+        </w:tc>
+        <w:tc>
+          <w:tcPr>
+            <w:tcW w:w="1241" w:type="dxa"/>
+          </w:tcPr>
+          <w:p>
+            <w:pPr>
+              <w:pStyle w:val="ListParagraph"/>
+              <w:ind w:left="0"/>
+              <w:rPr>
+                <w:b/>
+                <w:bCs/>
+              </w:rPr>
+            </w:pPr>
+            <w:r>
+              <w:rPr>
+                <w:b/>
+                <w:bCs/>
+              </w:rPr>
+              <w:t>2SC</w:t>
+            </w:r>
+          </w:p>
+        </w:tc>
+      </w:tr>
+      <w:tr>
+        <w:trPr>
+          <w:trHeight w:val="260"/>
+        </w:trPr>
+        <w:tc>
+          <w:tcPr>
+            <w:tcW w:w="1240" w:type="dxa"/>
+          </w:tcPr>
+          <w:p>
+            <w:pPr>
+              <w:pStyle w:val="ListParagraph"/>
+              <w:ind w:left="0"/>
+            </w:pPr>
+            <w:r>
+              <w:t>1-5</w:t>
+            </w:r>
+          </w:p>
+        </w:tc>
+        <w:tc>
+          <w:tcPr>
+            <w:tcW w:w="1241" w:type="dxa"/>
+          </w:tcPr>
+          <w:p>
+            <w:pPr>
+              <w:pStyle w:val="ListParagraph"/>
+              <w:ind w:left="0"/>
+            </w:pPr>
+            <w:r>
+              <w:t>0</w:t>
+            </w:r>
+          </w:p>
+        </w:tc>
+        <w:tc>
+          <w:tcPr>
+            <w:tcW w:w="1241" w:type="dxa"/>
+          </w:tcPr>
+          <w:p>
+            <w:pPr>
+              <w:pStyle w:val="ListParagraph"/>
+              <w:ind w:left="0"/>
+            </w:pPr>
+            <w:r>
+              <w:t>100</w:t>
+            </w:r>
+          </w:p>
+        </w:tc>
+        <w:tc>
+          <w:tcPr>
+            <w:tcW w:w="1240" w:type="dxa"/>
+          </w:tcPr>
+          <w:p>
+            <w:pPr>
+              <w:pStyle w:val="ListParagraph"/>
+              <w:ind w:left="0"/>
+            </w:pPr>
+            <w:r>
+              <w:t>1000</w:t>
+            </w:r>
+          </w:p>
+        </w:tc>
+        <w:tc>
+          <w:tcPr>
+            <w:tcW w:w="1259" w:type="dxa"/>
+          </w:tcPr>
+          <w:p>
+            <w:pPr>
+              <w:pStyle w:val="ListParagraph"/>
+              <w:ind w:left="0"/>
+            </w:pPr>
+            <w:r>
+              <w:t>30.8%</w:t>
+            </w:r>
+          </w:p>
+        </w:tc>
+        <w:tc>
+          <w:tcPr>
+            <w:tcW w:w="1223" w:type="dxa"/>
+          </w:tcPr>
+          <w:p>
+            <w:pPr>
+              <w:pStyle w:val="ListParagraph"/>
+              <w:ind w:left="0"/>
+            </w:pPr>
+          </w:p>
+        </w:tc>
+        <w:tc>
+          <w:tcPr>
+            <w:tcW w:w="1241" w:type="dxa"/>
+          </w:tcPr>
+          <w:p>
+            <w:pPr>
+              <w:pStyle w:val="ListParagraph"/>
+              <w:ind w:left="0"/>
+            </w:pPr>
+          </w:p>
+        </w:tc>
+      </w:tr>
+      <w:tr>
+        <w:trPr>
+          <w:trHeight w:val="275"/>
+        </w:trPr>
+        <w:tc>
+          <w:tcPr>
+            <w:tcW w:w="1240" w:type="dxa"/>
+          </w:tcPr>
+          <w:p>
+            <w:pPr>
+              <w:pStyle w:val="ListParagraph"/>
+              <w:ind w:left="0"/>
+            </w:pPr>
+            <w:r>
+              <w:t>1-5</w:t>
+            </w:r>
+          </w:p>
+        </w:tc>
+        <w:tc>
+          <w:tcPr>
+            <w:tcW w:w="1241" w:type="dxa"/>
+          </w:tcPr>
+          <w:p>
+            <w:pPr>
+              <w:pStyle w:val="ListParagraph"/>
+              <w:ind w:left="0"/>
+            </w:pPr>
+            <w:r>
+              <w:t>0</w:t>
+            </w:r>
+          </w:p>
+        </w:tc>
+        <w:tc>
+          <w:tcPr>
+            <w:tcW w:w="1241" w:type="dxa"/>
+          </w:tcPr>
+          <w:p>
+            <w:pPr>
+              <w:pStyle w:val="ListParagraph"/>
+              <w:ind w:left="0"/>
+            </w:pPr>
+            <w:r>
+              <w:t>100</w:t>
+            </w:r>
+          </w:p>
+        </w:tc>
+        <w:tc>
+          <w:tcPr>
+            <w:tcW w:w="1240" w:type="dxa"/>
+          </w:tcPr>
+          <w:p>
+            <w:pPr>
+              <w:pStyle w:val="ListParagraph"/>
+              <w:ind w:left="0"/>
+            </w:pPr>
+            <w:r>
+              <w:t>10000</w:t>
+            </w:r>
+          </w:p>
+        </w:tc>
+        <w:tc>
+          <w:tcPr>
+            <w:tcW w:w="1259" w:type="dxa"/>
+          </w:tcPr>
+          <w:p>
+            <w:pPr>
+              <w:pStyle w:val="ListParagraph"/>
+              <w:ind w:left="0"/>
+            </w:pPr>
+            <w:r>
+              <w:t>39.6%</w:t>
+            </w:r>
+          </w:p>
+        </w:tc>
+        <w:tc>
+          <w:tcPr>
+            <w:tcW w:w="1223" w:type="dxa"/>
+          </w:tcPr>
+          <w:p>
+            <w:pPr>
+              <w:pStyle w:val="ListParagraph"/>
+              <w:ind w:left="0"/>
+            </w:pPr>
+          </w:p>
+        </w:tc>
+        <w:tc>
+          <w:tcPr>
+            <w:tcW w:w="1241" w:type="dxa"/>
+          </w:tcPr>
+          <w:p>
+            <w:pPr>
+              <w:pStyle w:val="ListParagraph"/>
+              <w:ind w:left="0"/>
+            </w:pPr>
+          </w:p>
+        </w:tc>
+      </w:tr>
+      <w:tr>
+        <w:trPr>
+          <w:trHeight w:val="260"/>
+        </w:trPr>
+        <w:tc>
+          <w:tcPr>
+            <w:tcW w:w="1240" w:type="dxa"/>
+          </w:tcPr>
+          <w:p>
+            <w:pPr>
+              <w:pStyle w:val="ListParagraph"/>
+              <w:ind w:left="0"/>
+            </w:pPr>
+            <w:r>
+              <w:t>1-5</w:t>
+            </w:r>
+          </w:p>
+        </w:tc>
+        <w:tc>
+          <w:tcPr>
+            <w:tcW w:w="1241" w:type="dxa"/>
+          </w:tcPr>
+          <w:p>
+            <w:pPr>
+              <w:pStyle w:val="ListParagraph"/>
+              <w:ind w:left="0"/>
+            </w:pPr>
+            <w:r>
+              <w:t>0</w:t>
+            </w:r>
+          </w:p>
+        </w:tc>
+        <w:tc>
+          <w:tcPr>
+            <w:tcW w:w="1241" w:type="dxa"/>
+          </w:tcPr>
+          <w:p>
+            <w:pPr>
+              <w:pStyle w:val="ListParagraph"/>
+              <w:ind w:left="0"/>
+            </w:pPr>
+            <w:r>
+              <w:t>1000</w:t>
+            </w:r>
+          </w:p>
+        </w:tc>
+        <w:tc>
+          <w:tcPr>
+            <w:tcW w:w="1240" w:type="dxa"/>
+          </w:tcPr>
+          <w:p>
+            <w:pPr>
+              <w:pStyle w:val="ListParagraph"/>
+              <w:ind w:left="0"/>
+            </w:pPr>
+            <w:r>
+              <w:t>10000</w:t>
+            </w:r>
+          </w:p>
+        </w:tc>
+        <w:tc>
+          <w:tcPr>
+            <w:tcW w:w="1259" w:type="dxa"/>
+          </w:tcPr>
+          <w:p>
+            <w:pPr>
+              <w:pStyle w:val="ListParagraph"/>
+              <w:ind w:left="0"/>
+            </w:pPr>
+            <w:r>
+              <w:t>39.8%</w:t>
+            </w:r>
+          </w:p>
+        </w:tc>
+        <w:tc>
+          <w:tcPr>
+            <w:tcW w:w="1223" w:type="dxa"/>
+          </w:tcPr>
+          <w:p>
+            <w:pPr>
+              <w:pStyle w:val="ListParagraph"/>
+              <w:ind w:left="0"/>
+            </w:pPr>
+          </w:p>
+        </w:tc>
+        <w:tc>
+          <w:tcPr>
+            <w:tcW w:w="1241" w:type="dxa"/>
+          </w:tcPr>
+          <w:p>
+            <w:pPr>
+              <w:pStyle w:val="ListParagraph"/>
+              <w:ind w:left="0"/>
+            </w:pPr>
+          </w:p>
+        </w:tc>
+      </w:tr>
+      <w:tr>
+        <w:trPr>
+          <w:trHeight w:val="275"/>
+        </w:trPr>
+        <w:tc>
+          <w:tcPr>
+            <w:tcW w:w="1240" w:type="dxa"/>
+          </w:tcPr>
+          <w:p>
+            <w:pPr>
+              <w:pStyle w:val="ListParagraph"/>
+              <w:ind w:left="0"/>
+            </w:pPr>
+            <w:r>
+              <w:t>1-5</w:t>
+            </w:r>
+          </w:p>
+        </w:tc>
+        <w:tc>
+          <w:tcPr>
+            <w:tcW w:w="1241" w:type="dxa"/>
+          </w:tcPr>
+          <w:p>
+            <w:pPr>
+              <w:pStyle w:val="ListParagraph"/>
+              <w:ind w:left="0"/>
+            </w:pPr>
+            <w:r>
+              <w:t>0</w:t>
+            </w:r>
+          </w:p>
+        </w:tc>
+        <w:tc>
+          <w:tcPr>
+            <w:tcW w:w="1241" w:type="dxa"/>
+          </w:tcPr>
+          <w:p>
+            <w:pPr>
+              <w:pStyle w:val="ListParagraph"/>
+              <w:ind w:left="0"/>
+            </w:pPr>
+            <w:r>
+              <w:t>1000</w:t>
+            </w:r>
+          </w:p>
+        </w:tc>
+        <w:tc>
+          <w:tcPr>
+            <w:tcW w:w="1240" w:type="dxa"/>
+          </w:tcPr>
+          <w:p>
+            <w:pPr>
+              <w:pStyle w:val="ListParagraph"/>
+              <w:ind w:left="0"/>
+            </w:pPr>
+            <w:r>
+              <w:t>50000</w:t>
+            </w:r>
+          </w:p>
+        </w:tc>
+        <w:tc>
+          <w:tcPr>
+            <w:tcW w:w="1259" w:type="dxa"/>
+          </w:tcPr>
+          <w:p>
+            <w:pPr>
+              <w:pStyle w:val="ListParagraph"/>
+              <w:ind w:left="0"/>
+            </w:pPr>
+            <w:r>
+              <w:t>44.4%</w:t>
+            </w:r>
+          </w:p>
+        </w:tc>
+        <w:tc>
+          <w:tcPr>
+            <w:tcW w:w="1223" w:type="dxa"/>
+          </w:tcPr>
+          <w:p>
+            <w:pPr>
+              <w:pStyle w:val="ListParagraph"/>
+              <w:ind w:left="0"/>
+            </w:pPr>
+          </w:p>
+        </w:tc>
+        <w:tc>
+          <w:tcPr>
+            <w:tcW w:w="1241" w:type="dxa"/>
+          </w:tcPr>
+          <w:p>
+            <w:pPr>
+              <w:pStyle w:val="ListParagraph"/>
+              <w:ind w:left="0"/>
+            </w:pPr>
+          </w:p>
+        </w:tc>
+      </w:tr>
+      <w:tr>
+        <w:trPr>
+          <w:trHeight w:val="260"/>
+        </w:trPr>
+        <w:tc>
+          <w:tcPr>
+            <w:tcW w:w="1240" w:type="dxa"/>
+          </w:tcPr>
+          <w:p>
+            <w:pPr>
+              <w:pStyle w:val="ListParagraph"/>
+              <w:ind w:left="0"/>
+            </w:pPr>
+            <w:r>
+              <w:t>1-5</w:t>
+            </w:r>
+          </w:p>
+        </w:tc>
+        <w:tc>
+          <w:tcPr>
+            <w:tcW w:w="1241" w:type="dxa"/>
+          </w:tcPr>
+          <w:p>
+            <w:pPr>
+              <w:pStyle w:val="ListParagraph"/>
+              <w:ind w:left="0"/>
+            </w:pPr>
+            <w:r>
+              <w:t>1</w:t>
+            </w:r>
+          </w:p>
+        </w:tc>
+        <w:tc>
+          <w:tcPr>
+            <w:tcW w:w="1241" w:type="dxa"/>
+          </w:tcPr>
+          <w:p>
+            <w:pPr>
+              <w:pStyle w:val="ListParagraph"/>
+              <w:ind w:left="0"/>
+            </w:pPr>
+            <w:r>
+              <w:t>100</w:t>
+            </w:r>
+          </w:p>
+        </w:tc>
+        <w:tc>
+          <w:tcPr>
+            <w:tcW w:w="1240" w:type="dxa"/>
+          </w:tcPr>
+          <w:p>
+            <w:pPr>
+              <w:pStyle w:val="ListParagraph"/>
+              <w:ind w:left="0"/>
+            </w:pPr>
+            <w:r>
+              <w:t>1000</w:t>
+            </w:r>
+          </w:p>
+        </w:tc>
+        <w:tc>
+          <w:tcPr>
+            <w:tcW w:w="1259" w:type="dxa"/>
+          </w:tcPr>
+          <w:p>
+            <w:pPr>
+              <w:pStyle w:val="ListParagraph"/>
+              <w:ind w:left="0"/>
+            </w:pPr>
+            <w:r>
+              <w:t>52.6%</w:t>
+            </w:r>
+          </w:p>
+        </w:tc>
+        <w:tc>
+          <w:tcPr>
+            <w:tcW w:w="1223" w:type="dxa"/>
+          </w:tcPr>
+          <w:p>
+            <w:pPr>
+              <w:pStyle w:val="ListParagraph"/>
+              <w:ind w:left="0"/>
+            </w:pPr>
+          </w:p>
+        </w:tc>
+        <w:tc>
+          <w:tcPr>
+            <w:tcW w:w="1241" w:type="dxa"/>
+          </w:tcPr>
+          <w:p>
+            <w:pPr>
+              <w:pStyle w:val="ListParagraph"/>
+              <w:ind w:left="0"/>
+            </w:pPr>
+          </w:p>
+        </w:tc>
+      </w:tr>
+      <w:tr>
+        <w:trPr>
+          <w:trHeight w:val="275"/>
+        </w:trPr>
+        <w:tc>
+          <w:tcPr>
+            <w:tcW w:w="1240" w:type="dxa"/>
+          </w:tcPr>
+          <w:p>
+            <w:pPr>
+              <w:pStyle w:val="ListParagraph"/>
+              <w:ind w:left="0"/>
+            </w:pPr>
+            <w:r>
+              <w:t>1-5</w:t>
+            </w:r>
+          </w:p>
+        </w:tc>
+        <w:tc>
+          <w:tcPr>
+            <w:tcW w:w="1241" w:type="dxa"/>
+          </w:tcPr>
+          <w:p>
+            <w:pPr>
+              <w:pStyle w:val="ListParagraph"/>
+              <w:ind w:left="0"/>
+            </w:pPr>
+            <w:r>
+              <w:t>1</w:t>
+            </w:r>
+          </w:p>
+        </w:tc>
+        <w:tc>
+          <w:tcPr>
+            <w:tcW w:w="1241" w:type="dxa"/>
+          </w:tcPr>
+          <w:p>
+            <w:pPr>
+              <w:pStyle w:val="ListParagraph"/>
+              <w:ind w:left="0"/>
+            </w:pPr>
+            <w:r>
+              <w:t>100</w:t>
+            </w:r>
+          </w:p>
+        </w:tc>
+        <w:tc>
+          <w:tcPr>
+            <w:tcW w:w="1240" w:type="dxa"/>
+          </w:tcPr>
+          <w:p>
+            <w:pPr>
+              <w:pStyle w:val="ListParagraph"/>
+              <w:ind w:left="0"/>
+            </w:pPr>
+            <w:r>
+              <w:t>10000</w:t>
+            </w:r>
+          </w:p>
+        </w:tc>
+        <w:tc>
+          <w:tcPr>
+            <w:tcW w:w="1259" w:type="dxa"/>
+          </w:tcPr>
+          <w:p>
+            <w:pPr>
+              <w:pStyle w:val="ListParagraph"/>
+              <w:ind w:left="0"/>
+            </w:pPr>
+            <w:r>
+              <w:t>74.8%</w:t>
+            </w:r>
+          </w:p>
+        </w:tc>
+        <w:tc>
+          <w:tcPr>
+            <w:tcW w:w="1223" w:type="dxa"/>
+          </w:tcPr>
+          <w:p>
+            <w:pPr>
+              <w:pStyle w:val="ListParagraph"/>
+              <w:ind w:left="0"/>
+            </w:pPr>
+          </w:p>
+        </w:tc>
+        <w:tc>
+          <w:tcPr>
+            <w:tcW w:w="1241" w:type="dxa"/>
+          </w:tcPr>
+          <w:p>
+            <w:pPr>
+              <w:pStyle w:val="ListParagraph"/>
+              <w:ind w:left="0"/>
+            </w:pPr>
+          </w:p>
+        </w:tc>
+      </w:tr>
+      <w:tr>
+        <w:trPr>
+          <w:trHeight w:val="275"/>
+        </w:trPr>
+        <w:tc>
+          <w:tcPr>
+            <w:tcW w:w="1240" w:type="dxa"/>
+          </w:tcPr>
+          <w:p>
+            <w:pPr>
+              <w:pStyle w:val="ListParagraph"/>
+              <w:ind w:left="0"/>
+            </w:pPr>
+            <w:r>
+              <w:lastRenderedPageBreak/>
+              <w:t>1-5</w:t>
+            </w:r>
+          </w:p>
+        </w:tc>
+        <w:tc>
+          <w:tcPr>
+            <w:tcW w:w="1241" w:type="dxa"/>
+          </w:tcPr>
+          <w:p>
+            <w:pPr>
+              <w:pStyle w:val="ListParagraph"/>
+              <w:ind w:left="0"/>
+            </w:pPr>
+            <w:r>
+              <w:t>2</w:t>
+            </w:r>
+          </w:p>
+        </w:tc>
+        <w:tc>
+          <w:tcPr>
+            <w:tcW w:w="1241" w:type="dxa"/>
+          </w:tcPr>
+          <w:p>
+            <w:pPr>
+              <w:pStyle w:val="ListParagraph"/>
+              <w:ind w:left="0"/>
+            </w:pPr>
+            <w:r>
+              <w:t>100</w:t>
+            </w:r>
+          </w:p>
+        </w:tc>
+        <w:tc>
+          <w:tcPr>
+            <w:tcW w:w="1240" w:type="dxa"/>
+          </w:tcPr>
+          <w:p>
+            <w:pPr>
+              <w:pStyle w:val="ListParagraph"/>
+              <w:ind w:left="0"/>
+            </w:pPr>
+            <w:r>
+              <w:t>1000</w:t>
+            </w:r>
+          </w:p>
+        </w:tc>
+        <w:tc>
+          <w:tcPr>
+            <w:tcW w:w="1259" w:type="dxa"/>
+          </w:tcPr>
+          <w:p>
+            <w:pPr>
+              <w:pStyle w:val="ListParagraph"/>
+              <w:ind w:left="0"/>
+            </w:pPr>
+            <w:r>
+              <w:t>61.6%</w:t>
+            </w:r>
+          </w:p>
+        </w:tc>
+        <w:tc>
+          <w:tcPr>
+            <w:tcW w:w="1223" w:type="dxa"/>
+          </w:tcPr>
+          <w:p>
+            <w:pPr>
+              <w:pStyle w:val="ListParagraph"/>
+              <w:ind w:left="0"/>
+            </w:pPr>
+          </w:p>
+        </w:tc>
+        <w:tc>
+          <w:tcPr>
+            <w:tcW w:w="1241" w:type="dxa"/>
+          </w:tcPr>
+          <w:p>
+            <w:pPr>
+              <w:pStyle w:val="ListParagraph"/>
+              <w:ind w:left="0"/>
+            </w:pPr>
+          </w:p>
+        </w:tc>
+      </w:tr>
+      <w:tr>
+        <w:trPr>
+          <w:trHeight w:val="260"/>
+        </w:trPr>
+        <w:tc>
+          <w:tcPr>
+            <w:tcW w:w="1240" w:type="dxa"/>
+          </w:tcPr>
+          <w:p>
+            <w:pPr>
+              <w:pStyle w:val="ListParagraph"/>
+              <w:ind w:left="0"/>
+            </w:pPr>
+            <w:r>
+              <w:t>1-5</w:t>
+            </w:r>
+          </w:p>
+        </w:tc>
+        <w:tc>
+          <w:tcPr>
+            <w:tcW w:w="1241" w:type="dxa"/>
+          </w:tcPr>
+          <w:p>
+            <w:pPr>
+              <w:pStyle w:val="ListParagraph"/>
+              <w:ind w:left="0"/>
+            </w:pPr>
+            <w:r>
+              <w:t>2</w:t>
+            </w:r>
+          </w:p>
+        </w:tc>
+        <w:tc>
+          <w:tcPr>
+            <w:tcW w:w="1241" w:type="dxa"/>
+          </w:tcPr>
+          <w:p>
+            <w:pPr>
+              <w:pStyle w:val="ListParagraph"/>
+              <w:ind w:left="0"/>
+            </w:pPr>
+            <w:r>
+              <w:t>100</w:t>
+            </w:r>
+          </w:p>
+        </w:tc>
+        <w:tc>
+          <w:tcPr>
+            <w:tcW w:w="1240" w:type="dxa"/>
+          </w:tcPr>
+          <w:p>
+            <w:pPr>
+              <w:pStyle w:val="ListParagraph"/>
+              <w:ind w:left="0"/>
+            </w:pPr>
+            <w:r>
+              <w:t>10000</w:t>
+            </w:r>
+          </w:p>
+        </w:tc>
+        <w:tc>
+          <w:tcPr>
+            <w:tcW w:w="1259" w:type="dxa"/>
+          </w:tcPr>
+          <w:p>
+            <w:pPr>
+              <w:pStyle w:val="ListParagraph"/>
+              <w:ind w:left="0"/>
+            </w:pPr>
+            <w:r>
+              <w:t>78.4%</w:t>
+            </w:r>
+          </w:p>
+        </w:tc>
+        <w:tc>
+          <w:tcPr>
+            <w:tcW w:w="1223" w:type="dxa"/>
+          </w:tcPr>
+          <w:p>
+            <w:pPr>
+              <w:pStyle w:val="ListParagraph"/>
+              <w:ind w:left="0"/>
+            </w:pPr>
+          </w:p>
+        </w:tc>
+        <w:tc>
+          <w:tcPr>
+            <w:tcW w:w="1241" w:type="dxa"/>
+          </w:tcPr>
+          <w:p>
+            <w:pPr>
+              <w:pStyle w:val="ListParagraph"/>
+              <w:ind w:left="0"/>
+            </w:pPr>
+          </w:p>
+        </w:tc>
+      </w:tr>
+      <w:tr>
+        <w:trPr>
+          <w:trHeight w:val="275"/>
+        </w:trPr>
+        <w:tc>
+          <w:tcPr>
+            <w:tcW w:w="1240" w:type="dxa"/>
+          </w:tcPr>
+          <w:p>
+            <w:pPr>
+              <w:pStyle w:val="ListParagraph"/>
+              <w:ind w:left="0"/>
+            </w:pPr>
+            <w:r>
+              <w:t>1-5</w:t>
+            </w:r>
+          </w:p>
+        </w:tc>
+        <w:tc>
+          <w:tcPr>
+            <w:tcW w:w="1241" w:type="dxa"/>
+          </w:tcPr>
+          <w:p>
+            <w:pPr>
+              <w:pStyle w:val="ListParagraph"/>
+              <w:ind w:left="0"/>
+            </w:pPr>
+            <w:r>
+              <w:t>3</w:t>
+            </w:r>
+          </w:p>
+        </w:tc>
+        <w:tc>
+          <w:tcPr>
+            <w:tcW w:w="1241" w:type="dxa"/>
+          </w:tcPr>
+          <w:p>
+            <w:pPr>
+              <w:pStyle w:val="ListParagraph"/>
+              <w:ind w:left="0"/>
+            </w:pPr>
+            <w:r>
+              <w:t>100</w:t>
+            </w:r>
+          </w:p>
+        </w:tc>
+        <w:tc>
+          <w:tcPr>
+            <w:tcW w:w="1240" w:type="dxa"/>
+          </w:tcPr>
+          <w:p>
+            <w:pPr>
+              <w:pStyle w:val="ListParagraph"/>
+              <w:ind w:left="0"/>
+            </w:pPr>
+            <w:r>
+              <w:t>1000</w:t>
+            </w:r>
+          </w:p>
+        </w:tc>
+        <w:tc>
+          <w:tcPr>
+            <w:tcW w:w="1259" w:type="dxa"/>
+          </w:tcPr>
+          <w:p>
+            <w:pPr>
+              <w:pStyle w:val="ListParagraph"/>
+              <w:ind w:left="0"/>
+            </w:pPr>
+            <w:r>
+              <w:t>60.6%</w:t>
+            </w:r>
+          </w:p>
+        </w:tc>
+        <w:tc>
+          <w:tcPr>
+            <w:tcW w:w="1223" w:type="dxa"/>
+          </w:tcPr>
+          <w:p>
+            <w:pPr>
+              <w:pStyle w:val="ListParagraph"/>
+              <w:ind w:left="0"/>
+            </w:pPr>
+          </w:p>
+        </w:tc>
+        <w:tc>
+          <w:tcPr>
+            <w:tcW w:w="1241" w:type="dxa"/>
+          </w:tcPr>
+          <w:p>
+            <w:pPr>
+              <w:pStyle w:val="ListParagraph"/>
+              <w:ind w:left="0"/>
+            </w:pPr>
+          </w:p>
+        </w:tc>
+      </w:tr>
+      <w:tr>
+        <w:trPr>
+          <w:trHeight w:val="260"/>
+        </w:trPr>
+        <w:tc>
+          <w:tcPr>
+            <w:tcW w:w="1240" w:type="dxa"/>
+          </w:tcPr>
+          <w:p>
+            <w:pPr>
+              <w:pStyle w:val="ListParagraph"/>
+              <w:ind w:left="0"/>
+            </w:pPr>
+            <w:r>
+              <w:t>1-5</w:t>
+            </w:r>
+          </w:p>
+        </w:tc>
+        <w:tc>
+          <w:tcPr>
+            <w:tcW w:w="1241" w:type="dxa"/>
+          </w:tcPr>
+          <w:p>
+            <w:pPr>
+              <w:pStyle w:val="ListParagraph"/>
+              <w:ind w:left="0"/>
+            </w:pPr>
+            <w:r>
+              <w:t>3</w:t>
+            </w:r>
+          </w:p>
+        </w:tc>
+        <w:tc>
+          <w:tcPr>
+            <w:tcW w:w="1241" w:type="dxa"/>
+          </w:tcPr>
+          <w:p>
+            <w:pPr>
+              <w:pStyle w:val="ListParagraph"/>
+              <w:ind w:left="0"/>
+            </w:pPr>
+            <w:r>
+              <w:t>100</w:t>
+            </w:r>
+          </w:p>
+        </w:tc>
+        <w:tc>
+          <w:tcPr>
+            <w:tcW w:w="1240" w:type="dxa"/>
+          </w:tcPr>
+          <w:p>
+            <w:pPr>
+              <w:pStyle w:val="ListParagraph"/>
+              <w:ind w:left="0"/>
+            </w:pPr>
+            <w:r>
+              <w:t>10000</w:t>
+            </w:r>
+          </w:p>
+        </w:tc>
+        <w:tc>
+          <w:tcPr>
+            <w:tcW w:w="1259" w:type="dxa"/>
+          </w:tcPr>
+          <w:p>
+            <w:pPr>
+              <w:pStyle w:val="ListParagraph"/>
+              <w:ind w:left="0"/>
+            </w:pPr>
+            <w:r>
+              <w:t>72.4%</w:t>
+            </w:r>
+          </w:p>
+        </w:tc>
+        <w:tc>
+          <w:tcPr>
+            <w:tcW w:w="1223" w:type="dxa"/>
+          </w:tcPr>
+          <w:p>
+            <w:pPr>
+              <w:pStyle w:val="ListParagraph"/>
+              <w:ind w:left="0"/>
+            </w:pPr>
+          </w:p>
+        </w:tc>
+        <w:tc>
+          <w:tcPr>
+            <w:tcW w:w="1241" w:type="dxa"/>
+          </w:tcPr>
+          <w:p>
+            <w:pPr>
+              <w:pStyle w:val="ListParagraph"/>
+              <w:ind w:left="0"/>
+            </w:pPr>
+          </w:p>
+        </w:tc>
+      </w:tr>
+      <w:tr>
+        <w:trPr>
+          <w:trHeight w:val="275"/>
+        </w:trPr>
+        <w:tc>
+          <w:tcPr>
+            <w:tcW w:w="1240" w:type="dxa"/>
+          </w:tcPr>
+          <w:p>
+            <w:pPr>
+              <w:pStyle w:val="ListParagraph"/>
+              <w:ind w:left="0"/>
+            </w:pPr>
+            <w:r>
+              <w:t>1-5</w:t>
+            </w:r>
+          </w:p>
+        </w:tc>
+        <w:tc>
+          <w:tcPr>
+            <w:tcW w:w="1241" w:type="dxa"/>
+          </w:tcPr>
+          <w:p>
+            <w:pPr>
+              <w:pStyle w:val="ListParagraph"/>
+              <w:ind w:left="0"/>
+            </w:pPr>
+            <w:r>
+              <w:t>4</w:t>
+            </w:r>
+          </w:p>
+        </w:tc>
+        <w:tc>
+          <w:tcPr>
+            <w:tcW w:w="1241" w:type="dxa"/>
+          </w:tcPr>
+          <w:p>
+            <w:pPr>
+              <w:pStyle w:val="ListParagraph"/>
+              <w:ind w:left="0"/>
+            </w:pPr>
+            <w:r>
+              <w:t>100</w:t>
+            </w:r>
+          </w:p>
+        </w:tc>
+        <w:tc>
+          <w:tcPr>
+            <w:tcW w:w="1240" w:type="dxa"/>
+          </w:tcPr>
+          <w:p>
+            <w:pPr>
+              <w:pStyle w:val="ListParagraph"/>
+              <w:ind w:left="0"/>
+            </w:pPr>
+            <w:r>
+              <w:t>1000</w:t>
+            </w:r>
+          </w:p>
+        </w:tc>
+        <w:tc>
+          <w:tcPr>
+            <w:tcW w:w="1259" w:type="dxa"/>
+          </w:tcPr>
+          <w:p>
+            <w:pPr>
+              <w:pStyle w:val="ListParagraph"/>
+              <w:ind w:left="0"/>
+            </w:pPr>
+            <w:r>
+              <w:t>45.4%</w:t>
+            </w:r>
+          </w:p>
+        </w:tc>
+        <w:tc>
+          <w:tcPr>
+            <w:tcW w:w="1223" w:type="dxa"/>
+          </w:tcPr>
+          <w:p>
+            <w:pPr>
+              <w:pStyle w:val="ListParagraph"/>
+              <w:ind w:left="0"/>
+            </w:pPr>
+          </w:p>
+        </w:tc>
+        <w:tc>
+          <w:tcPr>
+            <w:tcW w:w="1241" w:type="dxa"/>
+          </w:tcPr>
+          <w:p>
+            <w:pPr>
+              <w:pStyle w:val="ListParagraph"/>
+              <w:ind w:left="0"/>
+            </w:pPr>
+          </w:p>
+        </w:tc>
+      </w:tr>
+      <w:tr>
+        <w:trPr>
+          <w:trHeight w:val="260"/>
+        </w:trPr>
+        <w:tc>
+          <w:tcPr>
+            <w:tcW w:w="1240" w:type="dxa"/>
+          </w:tcPr>
+          <w:p>
+            <w:pPr>
+              <w:pStyle w:val="ListParagraph"/>
+              <w:ind w:left="0"/>
+            </w:pPr>
+            <w:r>
+              <w:t>1-5</w:t>
+            </w:r>
+          </w:p>
+        </w:tc>
+        <w:tc>
+          <w:tcPr>
+            <w:tcW w:w="1241" w:type="dxa"/>
+          </w:tcPr>
+          <w:p>
+            <w:pPr>
+              <w:pStyle w:val="ListParagraph"/>
+              <w:ind w:left="0"/>
+            </w:pPr>
+            <w:r>
+              <w:t>4</w:t>
+            </w:r>
+          </w:p>
+        </w:tc>
+        <w:tc>
+          <w:tcPr>
+            <w:tcW w:w="1241" w:type="dxa"/>
+          </w:tcPr>
+          <w:p>
+            <w:pPr>
+              <w:pStyle w:val="ListParagraph"/>
+              <w:ind w:left="0"/>
+            </w:pPr>
+            <w:r>
+              <w:t>100</w:t>
+            </w:r>
+          </w:p>
+        </w:tc>
+        <w:tc>
+          <w:tcPr>
+            <w:tcW w:w="1240" w:type="dxa"/>
+          </w:tcPr>
+          <w:p>
+            <w:pPr>
+              <w:pStyle w:val="ListParagraph"/>
+              <w:ind w:left="0"/>
+            </w:pPr>
+            <w:r>
+              <w:t>10000</w:t>
+            </w:r>
+          </w:p>
+        </w:tc>
+        <w:tc>
+          <w:tcPr>
+            <w:tcW w:w="1259" w:type="dxa"/>
+          </w:tcPr>
+          <w:p>
+            <w:pPr>
+              <w:pStyle w:val="ListParagraph"/>
+              <w:ind w:left="0"/>
+            </w:pPr>
+            <w:r>
+              <w:t>55%</w:t>
+            </w:r>
+          </w:p>
+        </w:tc>
+        <w:tc>
+          <w:tcPr>
+            <w:tcW w:w="1223" w:type="dxa"/>
+          </w:tcPr>
+          <w:p>
+            <w:pPr>
+              <w:pStyle w:val="ListParagraph"/>
+              <w:ind w:left="0"/>
+            </w:pPr>
+          </w:p>
+        </w:tc>
+        <w:tc>
+          <w:tcPr>
+            <w:tcW w:w="1241" w:type="dxa"/>
+          </w:tcPr>
+          <w:p>
+            <w:pPr>
+              <w:pStyle w:val="ListParagraph"/>
+              <w:ind w:left="0"/>
+            </w:pPr>
+          </w:p>
+        </w:tc>
+      </w:tr>
+      <w:tr>
+        <w:trPr>
+          <w:trHeight w:val="275"/>
+        </w:trPr>
+        <w:tc>
+          <w:tcPr>
+            <w:tcW w:w="1240" w:type="dxa"/>
+          </w:tcPr>
+          <w:p>
+            <w:pPr>
+              <w:pStyle w:val="ListParagraph"/>
+              <w:ind w:left="0"/>
+            </w:pPr>
+            <w:r>
+              <w:t>1-5</w:t>
+            </w:r>
+          </w:p>
+        </w:tc>
+        <w:tc>
+          <w:tcPr>
+            <w:tcW w:w="1241" w:type="dxa"/>
+          </w:tcPr>
+          <w:p>
+            <w:pPr>
+              <w:pStyle w:val="ListParagraph"/>
+              <w:ind w:left="0"/>
+            </w:pPr>
+            <w:r>
+              <w:t>5</w:t>
+            </w:r>
+          </w:p>
+        </w:tc>
+        <w:tc>
+          <w:tcPr>
+            <w:tcW w:w="1241" w:type="dxa"/>
+          </w:tcPr>
+          <w:p>
+            <w:pPr>
+              <w:pStyle w:val="ListParagraph"/>
+              <w:ind w:left="0"/>
+            </w:pPr>
+            <w:r>
+              <w:t>100</w:t>
+            </w:r>
+          </w:p>
+        </w:tc>
+        <w:tc>
+          <w:tcPr>
+            <w:tcW w:w="1240" w:type="dxa"/>
+          </w:tcPr>
+          <w:p>
+            <w:pPr>
+              <w:pStyle w:val="ListParagraph"/>
+              <w:ind w:left="0"/>
+            </w:pPr>
+            <w:r>
+              <w:t>1000</w:t>
+            </w:r>
+          </w:p>
+        </w:tc>
+        <w:tc>
+          <w:tcPr>
+            <w:tcW w:w="1259" w:type="dxa"/>
+          </w:tcPr>
+          <w:p>
+            <w:pPr>
+              <w:pStyle w:val="ListParagraph"/>
+              <w:ind w:left="0"/>
+            </w:pPr>
+            <w:r>
+              <w:t>64.6%</w:t>
+            </w:r>
+          </w:p>
+        </w:tc>
+        <w:tc>
+          <w:tcPr>
+            <w:tcW w:w="1223" w:type="dxa"/>
+          </w:tcPr>
+          <w:p>
+            <w:pPr>
+              <w:pStyle w:val="ListParagraph"/>
+              <w:ind w:left="0"/>
+            </w:pPr>
+          </w:p>
+        </w:tc>
+        <w:tc>
+          <w:tcPr>
+            <w:tcW w:w="1241" w:type="dxa"/>
+          </w:tcPr>
+          <w:p>
+            <w:pPr>
+              <w:pStyle w:val="ListParagraph"/>
+              <w:ind w:left="0"/>
+            </w:pPr>
+          </w:p>
+        </w:tc>
+      </w:tr>
+      <w:tr>
+        <w:trPr>
+          <w:trHeight w:val="275"/>
+        </w:trPr>
+        <w:tc>
+          <w:tcPr>
+            <w:tcW w:w="1240" w:type="dxa"/>
+          </w:tcPr>
+          <w:p>
+            <w:pPr>
+              <w:pStyle w:val="ListParagraph"/>
+              <w:ind w:left="0"/>
+            </w:pPr>
+            <w:r>
+              <w:t>1-5</w:t>
+            </w:r>
+          </w:p>
+        </w:tc>
+        <w:tc>
+          <w:tcPr>
+            <w:tcW w:w="1241" w:type="dxa"/>
+          </w:tcPr>
+          <w:p>
+            <w:pPr>
+              <w:pStyle w:val="ListParagraph"/>
+              <w:ind w:left="0"/>
+            </w:pPr>
+            <w:r>
+              <w:t>5</w:t>
+            </w:r>
+          </w:p>
+        </w:tc>
+        <w:tc>
+          <w:tcPr>
+            <w:tcW w:w="1241" w:type="dxa"/>
+          </w:tcPr>
+          <w:p>
+            <w:pPr>
+              <w:pStyle w:val="ListParagraph"/>
+              <w:ind w:left="0"/>
+            </w:pPr>
+            <w:r>
+              <w:t>100</w:t>
+            </w:r>
+          </w:p>
+        </w:tc>
+        <w:tc>
+          <w:tcPr>
+            <w:tcW w:w="1240" w:type="dxa"/>
+          </w:tcPr>
+          <w:p>
+            <w:pPr>
+              <w:pStyle w:val="ListParagraph"/>
+              <w:ind w:left="0"/>
+            </w:pPr>
+            <w:r>
+              <w:t>10000</w:t>
+            </w:r>
+          </w:p>
+        </w:tc>
+        <w:tc>
+          <w:tcPr>
+            <w:tcW w:w="1259" w:type="dxa"/>
+          </w:tcPr>
+          <w:p>
+            <w:pPr>
+              <w:pStyle w:val="ListParagraph"/>
+              <w:ind w:left="0"/>
+            </w:pPr>
+            <w:r>
+              <w:t>83%</w:t>
+            </w:r>
+          </w:p>
+        </w:tc>
+        <w:tc>
+          <w:tcPr>
+            <w:tcW w:w="1223" w:type="dxa"/>
+          </w:tcPr>
+          <w:p>
+            <w:pPr>
+              <w:pStyle w:val="ListParagraph"/>
+              <w:ind w:left="0"/>
+            </w:pPr>
+          </w:p>
+        </w:tc>
+        <w:tc>
+          <w:tcPr>
+            <w:tcW w:w="1241" w:type="dxa"/>
+          </w:tcPr>
+          <w:p>
+            <w:pPr>
+              <w:pStyle w:val="ListParagraph"/>
+              <w:ind w:left="0"/>
+            </w:pPr>
+          </w:p>
+        </w:tc>
+      </w:tr>
+      <w:tr>
+        <w:trPr>
+          <w:trHeight w:val="260"/>
+        </w:trPr>
+        <w:tc>
+          <w:tcPr>
+            <w:tcW w:w="1240" w:type="dxa"/>
+          </w:tcPr>
+          <w:p>
+            <w:pPr>
+              <w:pStyle w:val="ListParagraph"/>
+              <w:ind w:left="0"/>
+            </w:pPr>
+            <w:r>
+              <w:t>1-5</w:t>
+            </w:r>
+          </w:p>
+        </w:tc>
+        <w:tc>
+          <w:tcPr>
+            <w:tcW w:w="1241" w:type="dxa"/>
+          </w:tcPr>
+          <w:p>
+            <w:pPr>
+              <w:pStyle w:val="ListParagraph"/>
+              <w:ind w:left="0"/>
+            </w:pPr>
+            <w:r>
+              <w:t>6</w:t>
+            </w:r>
+          </w:p>
+        </w:tc>
+        <w:tc>
+          <w:tcPr>
+            <w:tcW w:w="1241" w:type="dxa"/>
+          </w:tcPr>
+          <w:p>
+            <w:pPr>
+              <w:pStyle w:val="ListParagraph"/>
+              <w:ind w:left="0"/>
+            </w:pPr>
+            <w:r>
+              <w:t>100</w:t>
+            </w:r>
+          </w:p>
+        </w:tc>
+        <w:tc>
+          <w:tcPr>
+            <w:tcW w:w="1240" w:type="dxa"/>
+          </w:tcPr>
+          <w:p>
+            <w:pPr>
+              <w:pStyle w:val="ListParagraph"/>
+              <w:ind w:left="0"/>
+            </w:pPr>
+            <w:r>
+              <w:t>1000</w:t>
+            </w:r>
+          </w:p>
+        </w:tc>
+        <w:tc>
+          <w:tcPr>
+            <w:tcW w:w="1259" w:type="dxa"/>
+          </w:tcPr>
+          <w:p>
+            <w:pPr>
+              <w:pStyle w:val="ListParagraph"/>
+              <w:ind w:left="0"/>
+            </w:pPr>
+            <w:r>
+              <w:t>30.6%</w:t>
+            </w:r>
+          </w:p>
+        </w:tc>
+        <w:tc>
+          <w:tcPr>
+            <w:tcW w:w="1223" w:type="dxa"/>
+          </w:tcPr>
+          <w:p>
+            <w:pPr>
+              <w:pStyle w:val="ListParagraph"/>
+              <w:ind w:left="0"/>
+            </w:pPr>
+          </w:p>
+        </w:tc>
+        <w:tc>
+          <w:tcPr>
+            <w:tcW w:w="1241" w:type="dxa"/>
+          </w:tcPr>
+          <w:p>
+            <w:pPr>
+              <w:pStyle w:val="ListParagraph"/>
+              <w:ind w:left="0"/>
+            </w:pPr>
+          </w:p>
+        </w:tc>
+      </w:tr>
+      <w:tr>
+        <w:trPr>
+          <w:trHeight w:val="260"/>
+        </w:trPr>
+        <w:tc>
+          <w:tcPr>
+            <w:tcW w:w="1240" w:type="dxa"/>
+          </w:tcPr>
+          <w:p>
+            <w:pPr>
+              <w:pStyle w:val="ListParagraph"/>
+              <w:ind w:left="0"/>
+            </w:pPr>
+            <w:r>
+              <w:t>1-5</w:t>
+            </w:r>
+          </w:p>
+        </w:tc>
+        <w:tc>
+          <w:tcPr>
+            <w:tcW w:w="1241" w:type="dxa"/>
+          </w:tcPr>
+          <w:p>
+            <w:pPr>
+              <w:pStyle w:val="ListParagraph"/>
+              <w:ind w:left="0"/>
+            </w:pPr>
+            <w:r>
+              <w:t>6</w:t>
+            </w:r>
+          </w:p>
+        </w:tc>
+        <w:tc>
+          <w:tcPr>
+            <w:tcW w:w="1241" w:type="dxa"/>
+          </w:tcPr>
+          <w:p>
+            <w:pPr>
+              <w:pStyle w:val="ListParagraph"/>
+              <w:ind w:left="0"/>
+            </w:pPr>
+            <w:r>
+              <w:t>100</w:t>
+            </w:r>
+          </w:p>
+        </w:tc>
+        <w:tc>
+          <w:tcPr>
+            <w:tcW w:w="1240" w:type="dxa"/>
+          </w:tcPr>
+          <w:p>
+            <w:pPr>
+              <w:pStyle w:val="ListParagraph"/>
+              <w:ind w:left="0"/>
+            </w:pPr>
+            <w:r>
+              <w:t>10000</w:t>
+            </w:r>
+          </w:p>
+        </w:tc>
+        <w:tc>
+          <w:tcPr>
+            <w:tcW w:w="1259" w:type="dxa"/>
+          </w:tcPr>
+          <w:p>
+            <w:pPr>
+              <w:pStyle w:val="ListParagraph"/>
+              <w:ind w:left="0"/>
+            </w:pPr>
+            <w:r>
+              <w:t>37.4%</w:t>
+            </w:r>
+          </w:p>
+        </w:tc>
+        <w:tc>
+          <w:tcPr>
+            <w:tcW w:w="1223" w:type="dxa"/>
+          </w:tcPr>
+          <w:p>
+            <w:pPr>
+              <w:pStyle w:val="ListParagraph"/>
+              <w:ind w:left="0"/>
+            </w:pPr>
+          </w:p>
+        </w:tc>
+        <w:tc>
+          <w:tcPr>
+            <w:tcW w:w="1241" w:type="dxa"/>
+          </w:tcPr>
+          <w:p>
+            <w:pPr>
+              <w:pStyle w:val="ListParagraph"/>
+              <w:ind w:left="0"/>
+            </w:pPr>
+          </w:p>
+        </w:tc>
+      </w:tr>
+      <w:tr>
+        <w:trPr>
+          <w:trHeight w:val="260"/>
+        </w:trPr>
+        <w:tc>
+          <w:tcPr>
+            <w:tcW w:w="1240" w:type="dxa"/>
+          </w:tcPr>
+          <w:p>
+            <w:pPr>
+              <w:pStyle w:val="ListParagraph"/>
+              <w:ind w:left="0"/>
+            </w:pPr>
+            <w:r>
+              <w:t>1-5</w:t>
+            </w:r>
+          </w:p>
+        </w:tc>
+        <w:tc>
+          <w:tcPr>
+            <w:tcW w:w="1241" w:type="dxa"/>
+          </w:tcPr>
+          <w:p>
+            <w:pPr>
+              <w:pStyle w:val="ListParagraph"/>
+              <w:ind w:left="0"/>
+            </w:pPr>
+            <w:r>
+              <w:t>7</w:t>
+            </w:r>
+          </w:p>
+        </w:tc>
+        <w:tc>
+          <w:tcPr>
+            <w:tcW w:w="1241" w:type="dxa"/>
+          </w:tcPr>
+          <w:p>
+            <w:pPr>
+              <w:pStyle w:val="ListParagraph"/>
+              <w:ind w:left="0"/>
+            </w:pPr>
+            <w:r>
+              <w:t>100</w:t>
+            </w:r>
+          </w:p>
+        </w:tc>
+        <w:tc>
+          <w:tcPr>
+            <w:tcW w:w="1240" w:type="dxa"/>
+          </w:tcPr>
+          <w:p>
+            <w:pPr>
+              <w:pStyle w:val="ListParagraph"/>
+              <w:ind w:left="0"/>
+            </w:pPr>
+            <w:r>
+              <w:t>1000</w:t>
+            </w:r>
+          </w:p>
+        </w:tc>
+        <w:tc>
+          <w:tcPr>
+            <w:tcW w:w="1259" w:type="dxa"/>
+          </w:tcPr>
+          <w:p>
+            <w:pPr>
+              <w:pStyle w:val="ListParagraph"/>
+              <w:ind w:left="0"/>
+            </w:pPr>
+            <w:r>
+              <w:t>44.8%</w:t>
+            </w:r>
+          </w:p>
+        </w:tc>
+        <w:tc>
+          <w:tcPr>
+            <w:tcW w:w="1223" w:type="dxa"/>
+          </w:tcPr>
+          <w:p>
+            <w:pPr>
+              <w:pStyle w:val="ListParagraph"/>
+              <w:ind w:left="0"/>
+            </w:pPr>
+          </w:p>
+        </w:tc>
+        <w:tc>
+          <w:tcPr>
+            <w:tcW w:w="1241" w:type="dxa"/>
+          </w:tcPr>
+          <w:p>
+            <w:pPr>
+              <w:pStyle w:val="ListParagraph"/>
+              <w:ind w:left="0"/>
+            </w:pPr>
+          </w:p>
+        </w:tc>
+      </w:tr>
+      <w:tr>
+        <w:trPr>
+          <w:trHeight w:val="260"/>
+        </w:trPr>
+        <w:tc>
+          <w:tcPr>
+            <w:tcW w:w="1240" w:type="dxa"/>
+          </w:tcPr>
+          <w:p>
+            <w:pPr>
+              <w:pStyle w:val="ListParagraph"/>
+              <w:ind w:left="0"/>
+            </w:pPr>
+            <w:r>
+              <w:t>1-5</w:t>
+            </w:r>
+          </w:p>
+        </w:tc>
+        <w:tc>
+          <w:tcPr>
+            <w:tcW w:w="1241" w:type="dxa"/>
+          </w:tcPr>
+          <w:p>
+            <w:pPr>
+              <w:pStyle w:val="ListParagraph"/>
+              <w:ind w:left="0"/>
+            </w:pPr>
+            <w:r>
+              <w:t>7</w:t>
+            </w:r>
+          </w:p>
+        </w:tc>
+        <w:tc>
+          <w:tcPr>
+            <w:tcW w:w="1241" w:type="dxa"/>
+          </w:tcPr>
+          <w:p>
+            <w:pPr>
+              <w:pStyle w:val="ListParagraph"/>
+              <w:ind w:left="0"/>
+            </w:pPr>
+            <w:r>
+              <w:t>100</w:t>
+            </w:r>
+          </w:p>
+        </w:tc>
+        <w:tc>
+          <w:tcPr>
+            <w:tcW w:w="1240" w:type="dxa"/>
+          </w:tcPr>
+          <w:p>
+            <w:pPr>
+              <w:pStyle w:val="ListParagraph"/>
+              <w:ind w:left="0"/>
+            </w:pPr>
+            <w:r>
+              <w:t>10000</w:t>
+            </w:r>
+          </w:p>
+        </w:tc>
+        <w:tc>
+          <w:tcPr>
+            <w:tcW w:w="1259" w:type="dxa"/>
+          </w:tcPr>
+          <w:p>
+            <w:pPr>
+              <w:pStyle w:val="ListParagraph"/>
+              <w:ind w:left="0"/>
+            </w:pPr>
+            <w:r>
+              <w:t>55%</w:t>
+            </w:r>
+          </w:p>
+        </w:tc>
+        <w:tc>
+          <w:tcPr>
+            <w:tcW w:w="1223" w:type="dxa"/>
+          </w:tcPr>
+          <w:p>
+            <w:pPr>
+              <w:pStyle w:val="ListParagraph"/>
+              <w:ind w:left="0"/>
+            </w:pPr>
+          </w:p>
+        </w:tc>
+        <w:tc>
+          <w:tcPr>
+            <w:tcW w:w="1241" w:type="dxa"/>
+          </w:tcPr>
+          <w:p>
+            <w:pPr>
+              <w:pStyle w:val="ListParagraph"/>
+              <w:ind w:left="0"/>
+            </w:pPr>
+          </w:p>
+        </w:tc>
+      </w:tr>
+      <w:tr>
+        <w:trPr>
+          <w:trHeight w:val="260"/>
+        </w:trPr>
+        <w:tc>
+          <w:tcPr>
+            <w:tcW w:w="1240" w:type="dxa"/>
+          </w:tcPr>
+          <w:p>
+            <w:pPr>
+              <w:pStyle w:val="ListParagraph"/>
+              <w:ind w:left="0"/>
+            </w:pPr>
+            <w:r>
+              <w:t>1-5</w:t>
+            </w:r>
+          </w:p>
+        </w:tc>
+        <w:tc>
+          <w:tcPr>
+            <w:tcW w:w="1241" w:type="dxa"/>
+          </w:tcPr>
+          <w:p>
+            <w:pPr>
+              <w:pStyle w:val="ListParagraph"/>
+              <w:ind w:left="0"/>
+            </w:pPr>
+            <w:r>
+              <w:t>8</w:t>
+            </w:r>
+          </w:p>
+        </w:tc>
+        <w:tc>
+          <w:tcPr>
+            <w:tcW w:w="1241" w:type="dxa"/>
+          </w:tcPr>
+          <w:p>
+            <w:pPr>
+              <w:pStyle w:val="ListParagraph"/>
+              <w:ind w:left="0"/>
+            </w:pPr>
+            <w:r>
+              <w:t>100</w:t>
+            </w:r>
+          </w:p>
+        </w:tc>
+        <w:tc>
+          <w:tcPr>
+            <w:tcW w:w="1240" w:type="dxa"/>
+          </w:tcPr>
+          <w:p>
+            <w:pPr>
+              <w:pStyle w:val="ListParagraph"/>
+              <w:ind w:left="0"/>
+            </w:pPr>
+            <w:r>
+              <w:t>1000</w:t>
+            </w:r>
+          </w:p>
+        </w:tc>
+        <w:tc>
+          <w:tcPr>
+            <w:tcW w:w="1259" w:type="dxa"/>
+          </w:tcPr>
+          <w:p>
+            <w:pPr>
+              <w:pStyle w:val="ListParagraph"/>
+              <w:ind w:left="0"/>
+            </w:pPr>
+            <w:r>
+              <w:t>77.4%</w:t>
+            </w:r>
+          </w:p>
+        </w:tc>
+        <w:tc>
+          <w:tcPr>
+            <w:tcW w:w="1223" w:type="dxa"/>
+          </w:tcPr>
+          <w:p>
+            <w:pPr>
+              <w:pStyle w:val="ListParagraph"/>
+              <w:ind w:left="0"/>
+            </w:pPr>
+          </w:p>
+        </w:tc>
+        <w:tc>
+          <w:tcPr>
+            <w:tcW w:w="1241" w:type="dxa"/>
+          </w:tcPr>
+          <w:p>
+            <w:pPr>
+              <w:pStyle w:val="ListParagraph"/>
+              <w:ind w:left="0"/>
+            </w:pPr>
+          </w:p>
+        </w:tc>
+      </w:tr>
+      <w:tr>
+        <w:trPr>
+          <w:trHeight w:val="260"/>
+        </w:trPr>
+        <w:tc>
+          <w:tcPr>
+            <w:tcW w:w="1240" w:type="dxa"/>
+          </w:tcPr>
+          <w:p>
+            <w:pPr>
+              <w:pStyle w:val="ListParagraph"/>
+              <w:ind w:left="0"/>
+            </w:pPr>
+            <w:r>
+              <w:t>1-5</w:t>
+            </w:r>
+          </w:p>
+        </w:tc>
+        <w:tc>
+          <w:tcPr>
+            <w:tcW w:w="1241" w:type="dxa"/>
+          </w:tcPr>
+          <w:p>
+            <w:pPr>
+              <w:pStyle w:val="ListParagraph"/>
+              <w:ind w:left="0"/>
+            </w:pPr>
+            <w:r>
+              <w:t>8</w:t>
+            </w:r>
+          </w:p>
+        </w:tc>
+        <w:tc>
+          <w:tcPr>
+            <w:tcW w:w="1241" w:type="dxa"/>
+          </w:tcPr>
+          <w:p>
+            <w:pPr>
+              <w:pStyle w:val="ListParagraph"/>
+              <w:ind w:left="0"/>
+            </w:pPr>
+            <w:r>
+              <w:t>100</w:t>
+            </w:r>
+          </w:p>
+        </w:tc>
+        <w:tc>
+          <w:tcPr>
+            <w:tcW w:w="1240" w:type="dxa"/>
+          </w:tcPr>
+          <w:p>
+            <w:pPr>
+              <w:pStyle w:val="ListParagraph"/>
+              <w:ind w:left="0"/>
+            </w:pPr>
+            <w:r>
+              <w:t>10000</w:t>
+            </w:r>
+          </w:p>
+        </w:tc>
+        <w:tc>
+          <w:tcPr>
+            <w:tcW w:w="1259" w:type="dxa"/>
+          </w:tcPr>
+          <w:p>
+            <w:pPr>
+              <w:pStyle w:val="ListParagraph"/>
+              <w:ind w:left="0"/>
+            </w:pPr>
+            <w:r>
+              <w:t>90.6%</w:t>
+            </w:r>
+          </w:p>
+        </w:tc>
+        <w:tc>
+          <w:tcPr>
+            <w:tcW w:w="1223" w:type="dxa"/>
+          </w:tcPr>
+          <w:p>
+            <w:pPr>
+              <w:pStyle w:val="ListParagraph"/>
+              <w:ind w:left="0"/>
+            </w:pPr>
+          </w:p>
+        </w:tc>
+        <w:tc>
+          <w:tcPr>
+            <w:tcW w:w="1241" w:type="dxa"/>
+          </w:tcPr>
+          <w:p>
+            <w:pPr>
+              <w:pStyle w:val="ListParagraph"/>
+              <w:ind w:left="0"/>
+            </w:pPr>
+          </w:p>
+        </w:tc>
+      </w:tr>
+      <w:tr>
+        <w:trPr>
+          <w:trHeight w:val="260"/>
+        </w:trPr>
+        <w:tc>
+          <w:tcPr>
+            <w:tcW w:w="1240" w:type="dxa"/>
+          </w:tcPr>
+          <w:p>
+            <w:pPr>
+              <w:pStyle w:val="ListParagraph"/>
+              <w:ind w:left="0"/>
+            </w:pPr>
+            <w:r>
+              <w:t>1-5</w:t>
+            </w:r>
+          </w:p>
+        </w:tc>
+        <w:tc>
+          <w:tcPr>
+            <w:tcW w:w="1241" w:type="dxa"/>
+          </w:tcPr>
+          <w:p>
+            <w:pPr>
+              <w:pStyle w:val="ListParagraph"/>
+              <w:ind w:left="0"/>
+            </w:pPr>
+            <w:r>
+              <w:t>8</w:t>
+            </w:r>
+          </w:p>
+        </w:tc>
+        <w:tc>
+          <w:tcPr>
+            <w:tcW w:w="1241" w:type="dxa"/>
+          </w:tcPr>
+          <w:p>
+            <w:pPr>
+              <w:pStyle w:val="ListParagraph"/>
+              <w:ind w:left="0"/>
+            </w:pPr>
+            <w:r>
+              <w:t>1000</w:t>
+            </w:r>
+          </w:p>
+        </w:tc>
+        <w:tc>
+          <w:tcPr>
+            <w:tcW w:w="1240" w:type="dxa"/>
+          </w:tcPr>
+          <w:p>
+            <w:pPr>
+              <w:pStyle w:val="ListParagraph"/>
+              <w:ind w:left="0"/>
+            </w:pPr>
+            <w:r>
+              <w:t>10000</w:t>
+            </w:r>
+          </w:p>
+        </w:tc>
+        <w:tc>
+          <w:tcPr>
+            <w:tcW w:w="1259" w:type="dxa"/>
+          </w:tcPr>
+          <w:p>
+            <w:pPr>
+              <w:pStyle w:val="ListParagraph"/>
+              <w:ind w:left="0"/>
+            </w:pPr>
+            <w:r>
+              <w:t>90.8%</w:t>
+            </w:r>
+          </w:p>
+        </w:tc>
+        <w:tc>
+          <w:tcPr>
+            <w:tcW w:w="1223" w:type="dxa"/>
+          </w:tcPr>
+          <w:p>
+            <w:pPr>
+              <w:pStyle w:val="ListParagraph"/>
+              <w:ind w:left="0"/>
+            </w:pPr>
+          </w:p>
+        </w:tc>
+        <w:tc>
+          <w:tcPr>
+            <w:tcW w:w="1241" w:type="dxa"/>
+          </w:tcPr>
+          <w:p>
+            <w:pPr>
+              <w:pStyle w:val="ListParagraph"/>
+              <w:ind w:left="0"/>
+            </w:pPr>
+          </w:p>
+        </w:tc>
+      </w:tr>
+      <w:tr>
+        <w:trPr>
+          <w:trHeight w:val="260"/>
+        </w:trPr>
+        <w:tc>
+          <w:tcPr>
+            <w:tcW w:w="1240" w:type="dxa"/>
+          </w:tcPr>
+          <w:p>
+            <w:pPr>
+              <w:pStyle w:val="ListParagraph"/>
+              <w:ind w:left="0"/>
+            </w:pPr>
+            <w:r>
+              <w:t>1-5</w:t>
+            </w:r>
+          </w:p>
+        </w:tc>
+        <w:tc>
+          <w:tcPr>
+            <w:tcW w:w="1241" w:type="dxa"/>
+          </w:tcPr>
+          <w:p>
+            <w:pPr>
+              <w:pStyle w:val="ListParagraph"/>
+              <w:ind w:left="0"/>
+            </w:pPr>
+            <w:r>
+              <w:t>8</w:t>
+            </w:r>
+          </w:p>
+        </w:tc>
+        <w:tc>
+          <w:tcPr>
+            <w:tcW w:w="1241" w:type="dxa"/>
+          </w:tcPr>
+          <w:p>
+            <w:pPr>
+              <w:pStyle w:val="ListParagraph"/>
+              <w:ind w:left="0"/>
+            </w:pPr>
+            <w:r>
+              <w:t>100</w:t>
+            </w:r>
+          </w:p>
+        </w:tc>
+        <w:tc>
+          <w:tcPr>
+            <w:tcW w:w="1240" w:type="dxa"/>
+          </w:tcPr>
+          <w:p>
+            <w:pPr>
+              <w:pStyle w:val="ListParagraph"/>
+              <w:ind w:left="0"/>
+            </w:pPr>
+            <w:r>
+              <w:t>50000</w:t>
+            </w:r>
+          </w:p>
+        </w:tc>
+        <w:tc>
+          <w:tcPr>
+            <w:tcW w:w="1259" w:type="dxa"/>
+          </w:tcPr>
+          <w:p>
+            <w:pPr>
+              <w:pStyle w:val="ListParagraph"/>
+              <w:ind w:left="0"/>
+            </w:pPr>
+            <w:r>
+              <w:t>93.2%</w:t>
+            </w:r>
+          </w:p>
+        </w:tc>
+        <w:tc>
+          <w:tcPr>
+            <w:tcW w:w="1223" w:type="dxa"/>
+          </w:tcPr>
+          <w:p>
+            <w:pPr>
+              <w:pStyle w:val="ListParagraph"/>
+              <w:ind w:left="0"/>
+            </w:pPr>
+            <w:r>
+              <w:t>28%/72%</w:t>
+            </w:r>
+          </w:p>
+        </w:tc>
+        <w:tc>
+          <w:tcPr>
+            <w:tcW w:w="1241" w:type="dxa"/>
+          </w:tcPr>
+          <w:p>
+            <w:pPr>
+              <w:pStyle w:val="ListParagraph"/>
+              <w:ind w:left="0"/>
+            </w:pPr>
+          </w:p>
+        </w:tc>
+      </w:tr>
+      <w:tr>
+        <w:trPr>
+          <w:trHeight w:val="260"/>
+        </w:trPr>
+        <w:tc>
+          <w:tcPr>
+            <w:tcW w:w="1240" w:type="dxa"/>
+          </w:tcPr>
+          <w:p>
+            <w:pPr>
+              <w:pStyle w:val="ListParagraph"/>
+              <w:ind w:left="0"/>
+            </w:pPr>
+            <w:r>
+              <w:t>1-5</w:t>
+            </w:r>
+          </w:p>
+        </w:tc>
+        <w:tc>
+          <w:tcPr>
+            <w:tcW w:w="1241" w:type="dxa"/>
+          </w:tcPr>
+          <w:p>
+            <w:pPr>
+              <w:pStyle w:val="ListParagraph"/>
+              <w:ind w:left="0"/>
+            </w:pPr>
+            <w:r>
+              <w:t>9</w:t>
+            </w:r>
+          </w:p>
+        </w:tc>
+        <w:tc>
+          <w:tcPr>
+            <w:tcW w:w="1241" w:type="dxa"/>
+          </w:tcPr>
+          <w:p>
+            <w:pPr>
+              <w:pStyle w:val="ListParagraph"/>
+              <w:ind w:left="0"/>
+            </w:pPr>
+            <w:r>
+              <w:t>10</w:t>
+            </w:r>
+          </w:p>
+        </w:tc>
+        <w:tc>
+          <w:tcPr>
+            <w:tcW w:w="1240" w:type="dxa"/>
+          </w:tcPr>
+          <w:p>
+            <w:pPr>
+              <w:pStyle w:val="ListParagraph"/>
+              <w:ind w:left="0"/>
+            </w:pPr>
+            <w:r>
+              <w:t>1000</w:t>
+            </w:r>
+          </w:p>
+        </w:tc>
+        <w:tc>
+          <w:tcPr>
+            <w:tcW w:w="1259" w:type="dxa"/>
+          </w:tcPr>
+          <w:p>
+            <w:pPr>
+              <w:pStyle w:val="ListParagraph"/>
+              <w:ind w:left="0"/>
+            </w:pPr>
+            <w:r>
+              <w:t>42.4%</w:t>
+            </w:r>
+          </w:p>
+        </w:tc>
+        <w:tc>
+          <w:tcPr>
+            <w:tcW w:w="1223" w:type="dxa"/>
+          </w:tcPr>
+          <w:p>
+            <w:pPr>
+              <w:pStyle w:val="ListParagraph"/>
+              <w:ind w:left="0"/>
+            </w:pPr>
+          </w:p>
+        </w:tc>
+        <w:tc>
+          <w:tcPr>
+            <w:tcW w:w="1241" w:type="dxa"/>
+          </w:tcPr>
+          <w:p>
+            <w:pPr>
+              <w:pStyle w:val="ListParagraph"/>
+              <w:ind w:left="0"/>
+            </w:pPr>
+          </w:p>
+        </w:tc>
+      </w:tr>
+      <w:tr>
+        <w:trPr>
+          <w:trHeight w:val="260"/>
+        </w:trPr>
+        <w:tc>
+          <w:tcPr>
+            <w:tcW w:w="1240" w:type="dxa"/>
+          </w:tcPr>
+          <w:p>
+            <w:pPr>
+              <w:pStyle w:val="ListParagraph"/>
+              <w:ind w:left="0"/>
+            </w:pPr>
+            <w:r>
+              <w:t>1-5</w:t>
+            </w:r>
+          </w:p>
+        </w:tc>
+        <w:tc>
+          <w:tcPr>
+            <w:tcW w:w="1241" w:type="dxa"/>
+          </w:tcPr>
+          <w:p>
+            <w:pPr>
+              <w:pStyle w:val="ListParagraph"/>
+              <w:ind w:left="0"/>
+            </w:pPr>
+            <w:r>
+              <w:t>9</w:t>
+            </w:r>
+          </w:p>
+        </w:tc>
+        <w:tc>
+          <w:tcPr>
+            <w:tcW w:w="1241" w:type="dxa"/>
+          </w:tcPr>
+          <w:p>
+            <w:pPr>
+              <w:pStyle w:val="ListParagraph"/>
+              <w:ind w:left="0"/>
+            </w:pPr>
+            <w:r>
+              <w:t>100</w:t>
+            </w:r>
+          </w:p>
+        </w:tc>
+        <w:tc>
+          <w:tcPr>
+            <w:tcW w:w="1240" w:type="dxa"/>
+          </w:tcPr>
+          <w:p>
+            <w:pPr>
+              <w:pStyle w:val="ListParagraph"/>
+              <w:ind w:left="0"/>
+            </w:pPr>
+            <w:r>
+              <w:t>1000</w:t>
+            </w:r>
+          </w:p>
+        </w:tc>
+        <w:tc>
+          <w:tcPr>
+            <w:tcW w:w="1259" w:type="dxa"/>
+          </w:tcPr>
+          <w:p>
+            <w:pPr>
+              <w:pStyle w:val="ListParagraph"/>
+              <w:ind w:left="0"/>
+            </w:pPr>
+            <w:r>
+              <w:t>48.4%</w:t>
+            </w:r>
+          </w:p>
+        </w:tc>
+        <w:tc>
+          <w:tcPr>
+            <w:tcW w:w="1223" w:type="dxa"/>
+          </w:tcPr>
+          <w:p>
+            <w:pPr>
+              <w:pStyle w:val="ListParagraph"/>
+              <w:ind w:left="0"/>
+            </w:pPr>
+          </w:p>
+        </w:tc>
+        <w:tc>
+          <w:tcPr>
+            <w:tcW w:w="1241" w:type="dxa"/>
+          </w:tcPr>
+          <w:p>
+            <w:pPr>
+              <w:pStyle w:val="ListParagraph"/>
+              <w:ind w:left="0"/>
+            </w:pPr>
+          </w:p>
+        </w:tc>
+      </w:tr>
+      <w:tr>
+        <w:trPr>
+          <w:trHeight w:val="260"/>
+        </w:trPr>
+        <w:tc>
+          <w:tcPr>
+            <w:tcW w:w="1240" w:type="dxa"/>
+          </w:tcPr>
+          <w:p>
+            <w:pPr>
+              <w:pStyle w:val="ListParagraph"/>
+              <w:ind w:left="0"/>
+            </w:pPr>
+            <w:r>
+              <w:t>1-5</w:t>
+            </w:r>
+          </w:p>
+        </w:tc>
+        <w:tc>
+          <w:tcPr>
+            <w:tcW w:w="1241" w:type="dxa"/>
+          </w:tcPr>
+          <w:p>
+            <w:pPr>
+              <w:pStyle w:val="ListParagraph"/>
+              <w:ind w:left="0"/>
+            </w:pPr>
+            <w:r>
+              <w:t>9</w:t>
+            </w:r>
+          </w:p>
+        </w:tc>
+        <w:tc>
+          <w:tcPr>
+            <w:tcW w:w="1241" w:type="dxa"/>
+          </w:tcPr>
+          <w:p>
+            <w:pPr>
+              <w:pStyle w:val="ListParagraph"/>
+              <w:ind w:left="0"/>
+            </w:pPr>
+            <w:r>
+              <w:t>1000</w:t>
+            </w:r>
+          </w:p>
+        </w:tc>
+        <w:tc>
+          <w:tcPr>
+            <w:tcW w:w="1240" w:type="dxa"/>
+          </w:tcPr>
+          <w:p>
+            <w:pPr>
+              <w:pStyle w:val="ListParagraph"/>
+              <w:ind w:left="0"/>
+            </w:pPr>
+            <w:r>
+              <w:t>1000</w:t>
+            </w:r>
+          </w:p>
+        </w:tc>
+        <w:tc>
+          <w:tcPr>
+            <w:tcW w:w="1259" w:type="dxa"/>
+          </w:tcPr>
+          <w:p>
+            <w:pPr>
+              <w:pStyle w:val="ListParagraph"/>
+              <w:ind w:left="0"/>
+            </w:pPr>
+            <w:r>
+              <w:t>49.4%</w:t>
+            </w:r>
+          </w:p>
+        </w:tc>
+        <w:tc>
+          <w:tcPr>
+            <w:tcW w:w="1223" w:type="dxa"/>
+          </w:tcPr>
+          <w:p>
+            <w:pPr>
+              <w:pStyle w:val="ListParagraph"/>
+              <w:ind w:left="0"/>
+            </w:pPr>
+          </w:p>
+        </w:tc>
+        <w:tc>
+          <w:tcPr>
+            <w:tcW w:w="1241" w:type="dxa"/>
+          </w:tcPr>
+          <w:p>
+            <w:pPr>
+              <w:pStyle w:val="ListParagraph"/>
+              <w:ind w:left="0"/>
+            </w:pPr>
+          </w:p>
+        </w:tc>
+      </w:tr>
+      <w:tr>
+        <w:trPr>
+          <w:trHeight w:val="260"/>
+        </w:trPr>
+        <w:tc>
+          <w:tcPr>
+            <w:tcW w:w="1240" w:type="dxa"/>
+          </w:tcPr>
+          <w:p>
+            <w:pPr>
+              <w:pStyle w:val="ListParagraph"/>
+              <w:ind w:left="0"/>
+            </w:pPr>
+            <w:r>
+              <w:t>1-5</w:t>
+            </w:r>
+          </w:p>
+        </w:tc>
+        <w:tc>
+          <w:tcPr>
+            <w:tcW w:w="1241" w:type="dxa"/>
+          </w:tcPr>
+          <w:p>
+            <w:pPr>
+              <w:pStyle w:val="ListParagraph"/>
+              <w:ind w:left="0"/>
+            </w:pPr>
+            <w:r>
+              <w:t>9</w:t>
+            </w:r>
+          </w:p>
+        </w:tc>
+        <w:tc>
+          <w:tcPr>
+            <w:tcW w:w="1241" w:type="dxa"/>
+          </w:tcPr>
+          <w:p>
+            <w:pPr>
+              <w:pStyle w:val="ListParagraph"/>
+              <w:ind w:left="0"/>
+            </w:pPr>
+            <w:r>
+              <w:t>1000</w:t>
+            </w:r>
+          </w:p>
+        </w:tc>
+        <w:tc>
+          <w:tcPr>
+            <w:tcW w:w="1240" w:type="dxa"/>
+          </w:tcPr>
+          <w:p>
+            <w:pPr>
+              <w:pStyle w:val="ListParagraph"/>
+              <w:ind w:left="0"/>
+            </w:pPr>
+            <w:r>
+              <w:t>2000</w:t>
+            </w:r>
+          </w:p>
+        </w:tc>
+        <w:tc>
+          <w:tcPr>
+            <w:tcW w:w="1259" w:type="dxa"/>
+          </w:tcPr>
+          <w:p>
+            <w:pPr>
+              <w:pStyle w:val="ListParagraph"/>
+              <w:ind w:left="0"/>
+            </w:pPr>
+            <w:r>
+              <w:t>54.2%</w:t>
+            </w:r>
+          </w:p>
+        </w:tc>
+        <w:tc>
+          <w:tcPr>
+            <w:tcW w:w="1223" w:type="dxa"/>
+          </w:tcPr>
+          <w:p>
+            <w:pPr>
+              <w:pStyle w:val="ListParagraph"/>
+              <w:ind w:left="0"/>
+            </w:pPr>
+          </w:p>
+        </w:tc>
+        <w:tc>
+          <w:tcPr>
+            <w:tcW w:w="1241" w:type="dxa"/>
+          </w:tcPr>
+          <w:p>
+            <w:pPr>
+              <w:pStyle w:val="ListParagraph"/>
+              <w:ind w:left="0"/>
+            </w:pPr>
+          </w:p>
+        </w:tc>
+      </w:tr>
+      <w:tr>
+        <w:trPr>
+          <w:trHeight w:val="260"/>
+        </w:trPr>
+        <w:tc>
+          <w:tcPr>
+            <w:tcW w:w="1240" w:type="dxa"/>
+          </w:tcPr>
+          <w:p>
+            <w:pPr>
+              <w:pStyle w:val="ListParagraph"/>
+              <w:ind w:left="0"/>
+            </w:pPr>
+            <w:r>
+              <w:t>1-5</w:t>
+            </w:r>
+          </w:p>
+        </w:tc>
+        <w:tc>
+          <w:tcPr>
+            <w:tcW w:w="1241" w:type="dxa"/>
+          </w:tcPr>
+          <w:p>
+            <w:pPr>
+              <w:pStyle w:val="ListParagraph"/>
+              <w:ind w:left="0"/>
+            </w:pPr>
+            <w:r>
+              <w:t>9</w:t>
+            </w:r>
+          </w:p>
+        </w:tc>
+        <w:tc>
+          <w:tcPr>
+            <w:tcW w:w="1241" w:type="dxa"/>
+          </w:tcPr>
+          <w:p>
+            <w:pPr>
+              <w:pStyle w:val="ListParagraph"/>
+              <w:ind w:left="0"/>
+            </w:pPr>
+            <w:r>
+              <w:t>1000</w:t>
+            </w:r>
+          </w:p>
+        </w:tc>
+        <w:tc>
+          <w:tcPr>
+            <w:tcW w:w="1240" w:type="dxa"/>
+          </w:tcPr>
+          <w:p>
+            <w:pPr>
+              <w:pStyle w:val="ListParagraph"/>
+              <w:ind w:left="0"/>
+            </w:pPr>
+            <w:r>
+              <w:t>5000</w:t>
+            </w:r>
+          </w:p>
+        </w:tc>
+        <w:tc>
+          <w:tcPr>
+            <w:tcW w:w="1259" w:type="dxa"/>
+          </w:tcPr>
+          <w:p>
+            <w:pPr>
+              <w:pStyle w:val="ListParagraph"/>
+              <w:ind w:left="0"/>
+            </w:pPr>
+            <w:r>
+              <w:t>59.6%</w:t>
+            </w:r>
+          </w:p>
+        </w:tc>
+        <w:tc>
+          <w:tcPr>
+            <w:tcW w:w="1223" w:type="dxa"/>
+          </w:tcPr>
+          <w:p>
+            <w:pPr>
+              <w:pStyle w:val="ListParagraph"/>
+              <w:ind w:left="0"/>
+            </w:pPr>
+          </w:p>
+        </w:tc>
+        <w:tc>
+          <w:tcPr>
+            <w:tcW w:w="1241" w:type="dxa"/>
+          </w:tcPr>
+          <w:p>
+            <w:pPr>
+              <w:pStyle w:val="ListParagraph"/>
+              <w:ind w:left="0"/>
+            </w:pPr>
+          </w:p>
+        </w:tc>
+      </w:tr>
+      <w:tr>
+        <w:trPr>
+          <w:trHeight w:val="260"/>
+        </w:trPr>
+        <w:tc>
+          <w:tcPr>
+            <w:tcW w:w="1240" w:type="dxa"/>
+          </w:tcPr>
+          <w:p>
+            <w:pPr>
+              <w:pStyle w:val="ListParagraph"/>
+              <w:ind w:left="0"/>
+            </w:pPr>
+            <w:r>
+              <w:t>1-5</w:t>
+            </w:r>
+          </w:p>
+        </w:tc>
+        <w:tc>
+          <w:tcPr>
+            <w:tcW w:w="1241" w:type="dxa"/>
+          </w:tcPr>
+          <w:p>
+            <w:pPr>
+              <w:pStyle w:val="ListParagraph"/>
+              <w:ind w:left="0"/>
+            </w:pPr>
+            <w:r>
+              <w:t>9</w:t>
+            </w:r>
+          </w:p>
+        </w:tc>
+        <w:tc>
+          <w:tcPr>
+            <w:tcW w:w="1241" w:type="dxa"/>
+          </w:tcPr>
+          <w:p>
+            <w:pPr>
+              <w:pStyle w:val="ListParagraph"/>
+              <w:ind w:left="0"/>
+            </w:pPr>
+            <w:r>
+              <w:t>100</w:t>
+            </w:r>
+          </w:p>
+        </w:tc>
+        <w:tc>
+          <w:tcPr>
+            <w:tcW w:w="1240" w:type="dxa"/>
+          </w:tcPr>
+          <w:p>
+            <w:pPr>
+              <w:pStyle w:val="ListParagraph"/>
+              <w:ind w:left="0"/>
+            </w:pPr>
+            <w:r>
+              <w:t>10000</w:t>
+            </w:r>
+          </w:p>
+        </w:tc>
+        <w:tc>
+          <w:tcPr>
+            <w:tcW w:w="1259" w:type="dxa"/>
+          </w:tcPr>
+          <w:p>
+            <w:pPr>
+              <w:pStyle w:val="ListParagraph"/>
+              <w:ind w:left="0"/>
+            </w:pPr>
+            <w:r>
+              <w:t>62.4%</w:t>
+            </w:r>
+          </w:p>
+        </w:tc>
+        <w:tc>
+          <w:tcPr>
+            <w:tcW w:w="1223" w:type="dxa"/>
+          </w:tcPr>
+          <w:p>
+            <w:pPr>
+              <w:pStyle w:val="ListParagraph"/>
+              <w:ind w:left="0"/>
+            </w:pPr>
+          </w:p>
+        </w:tc>
+        <w:tc>
+          <w:tcPr>
+            <w:tcW w:w="1241" w:type="dxa"/>
+          </w:tcPr>
+          <w:p>
+            <w:pPr>
+              <w:pStyle w:val="ListParagraph"/>
+              <w:ind w:left="0"/>
+            </w:pPr>
+          </w:p>
+        </w:tc>
+      </w:tr>
+      <w:tr>
+        <w:trPr>
+          <w:trHeight w:val="260"/>
+        </w:trPr>
+        <w:tc>
+          <w:tcPr>
+            <w:tcW w:w="1240" w:type="dxa"/>
+          </w:tcPr>
+          <w:p>
+            <w:pPr>
+              <w:pStyle w:val="ListParagraph"/>
+              <w:ind w:left="0"/>
+            </w:pPr>
+            <w:r>
+              <w:t>1-5</w:t>
+            </w:r>
+          </w:p>
+        </w:tc>
+        <w:tc>
+          <w:tcPr>
+            <w:tcW w:w="1241" w:type="dxa"/>
+          </w:tcPr>
+          <w:p>
+            <w:pPr>
+              <w:pStyle w:val="ListParagraph"/>
+              <w:ind w:left="0"/>
+            </w:pPr>
+            <w:r>
+              <w:t>9</w:t>
+            </w:r>
+          </w:p>
+        </w:tc>
+        <w:tc>
+          <w:tcPr>
+            <w:tcW w:w="1241" w:type="dxa"/>
+          </w:tcPr>
+          <w:p>
+            <w:pPr>
+              <w:pStyle w:val="ListParagraph"/>
+              <w:ind w:left="0"/>
+            </w:pPr>
+            <w:r>
+              <w:t>10000</w:t>
+            </w:r>
+          </w:p>
+        </w:tc>
+        <w:tc>
+          <w:tcPr>
+            <w:tcW w:w="1240" w:type="dxa"/>
+          </w:tcPr>
+          <w:p>
+            <w:pPr>
+              <w:pStyle w:val="ListParagraph"/>
+              <w:ind w:left="0"/>
+            </w:pPr>
+            <w:r>
+              <w:t>10000</w:t>
+            </w:r>
+          </w:p>
+        </w:tc>
+        <w:tc>
+          <w:tcPr>
+            <w:tcW w:w="1259" w:type="dxa"/>
+          </w:tcPr>
+          <w:p>
+            <w:pPr>
+              <w:pStyle w:val="ListParagraph"/>
+              <w:ind w:left="0"/>
+            </w:pPr>
+            <w:r>
+              <w:t>62.4%</w:t>
+            </w:r>
+          </w:p>
+        </w:tc>
+        <w:tc>
+          <w:tcPr>
+            <w:tcW w:w="1223" w:type="dxa"/>
+          </w:tcPr>
+          <w:p>
+            <w:pPr>
+              <w:pStyle w:val="ListParagraph"/>
+              <w:ind w:left="0"/>
+            </w:pPr>
+          </w:p>
+        </w:tc>
+        <w:tc>
+          <w:tcPr>
+            <w:tcW w:w="1241" w:type="dxa"/>
+          </w:tcPr>
+          <w:p>
+            <w:pPr>
+              <w:pStyle w:val="ListParagraph"/>
+              <w:ind w:left="0"/>
+            </w:pPr>
+          </w:p>
+        </w:tc>
+      </w:tr>
+      <w:tr>
+        <w:trPr>
+          <w:trHeight w:val="260"/>
+        </w:trPr>
+        <w:tc>
+          <w:tcPr>
+            <w:tcW w:w="1240" w:type="dxa"/>
+          </w:tcPr>
+          <w:p>
+            <w:pPr>
+              <w:pStyle w:val="ListParagraph"/>
+              <w:ind w:left="0"/>
+            </w:pPr>
+            <w:r>
+              <w:t>1-5</w:t>
+            </w:r>
+          </w:p>
+        </w:tc>
+        <w:tc>
+          <w:tcPr>
+            <w:tcW w:w="1241" w:type="dxa"/>
+          </w:tcPr>
+          <w:p>
+            <w:pPr>
+              <w:pStyle w:val="ListParagraph"/>
+              <w:ind w:left="0"/>
+            </w:pPr>
+            <w:r>
+              <w:t>9</w:t>
+            </w:r>
+          </w:p>
+        </w:tc>
+        <w:tc>
+          <w:tcPr>
+            <w:tcW w:w="1241" w:type="dxa"/>
+          </w:tcPr>
+          <w:p>
+            <w:pPr>
+              <w:pStyle w:val="ListParagraph"/>
+              <w:ind w:left="0"/>
+            </w:pPr>
+            <w:r>
+              <w:t>5000</w:t>
+            </w:r>
+          </w:p>
+        </w:tc>
+        <w:tc>
+          <w:tcPr>
+            <w:tcW w:w="1240" w:type="dxa"/>
+          </w:tcPr>
+          <w:p>
+            <w:pPr>
+              <w:pStyle w:val="ListParagraph"/>
+              <w:ind w:left="0"/>
+            </w:pPr>
+            <w:r>
+              <w:t>10000</w:t>
+            </w:r>
+          </w:p>
+        </w:tc>
+        <w:tc>
+          <w:tcPr>
+            <w:tcW w:w="1259" w:type="dxa"/>
+          </w:tcPr>
+          <w:p>
+            <w:pPr>
+              <w:pStyle w:val="ListParagraph"/>
+              <w:ind w:left="0"/>
+            </w:pPr>
+            <w:r>
+              <w:t>62.8%</w:t>
+            </w:r>
+          </w:p>
+        </w:tc>
+        <w:tc>
+          <w:tcPr>
+            <w:tcW w:w="1223" w:type="dxa"/>
+          </w:tcPr>
+          <w:p>
+            <w:pPr>
+              <w:pStyle w:val="ListParagraph"/>
+              <w:ind w:left="0"/>
+            </w:pPr>
+          </w:p>
+        </w:tc>
+        <w:tc>
+          <w:tcPr>
+            <w:tcW w:w="1241" w:type="dxa"/>
+          </w:tcPr>
+          <w:p>
+            <w:pPr>
+              <w:pStyle w:val="ListParagraph"/>
+              <w:ind w:left="0"/>
+            </w:pPr>
+          </w:p>
+        </w:tc>
+      </w:tr>
+      <w:tr>
+        <w:trPr>
+          <w:trHeight w:val="260"/>
+        </w:trPr>
+        <w:tc>
+          <w:tcPr>
+            <w:tcW w:w="1240" w:type="dxa"/>
+          </w:tcPr>
+          <w:p>
+            <w:pPr>
+              <w:pStyle w:val="ListParagraph"/>
+              <w:ind w:left="0"/>
+            </w:pPr>
+            <w:r>
+              <w:t>1-5</w:t>
+            </w:r>
+          </w:p>
+        </w:tc>
+        <w:tc>
+          <w:tcPr>
+            <w:tcW w:w="1241" w:type="dxa"/>
+          </w:tcPr>
+          <w:p>
+            <w:pPr>
+              <w:pStyle w:val="ListParagraph"/>
+              <w:ind w:left="0"/>
+            </w:pPr>
+            <w:r>
+              <w:t>9</w:t>
+            </w:r>
+          </w:p>
+        </w:tc>
+        <w:tc>
+          <w:tcPr>
+            <w:tcW w:w="1241" w:type="dxa"/>
+          </w:tcPr>
+          <w:p>
+            <w:pPr>
+              <w:pStyle w:val="ListParagraph"/>
+              <w:ind w:left="0"/>
+            </w:pPr>
+            <w:r>
+              <w:t>1000</w:t>
+            </w:r>
+          </w:p>
+        </w:tc>
+        <w:tc>
+          <w:tcPr>
+            <w:tcW w:w="1240" w:type="dxa"/>
+          </w:tcPr>
+          <w:p>
+            <w:pPr>
+              <w:pStyle w:val="ListParagraph"/>
+              <w:ind w:left="0"/>
+            </w:pPr>
+            <w:r>
+              <w:t>10000</w:t>
+            </w:r>
+          </w:p>
+        </w:tc>
+        <w:tc>
+          <w:tcPr>
+            <w:tcW w:w="1259" w:type="dxa"/>
+          </w:tcPr>
+          <w:p>
+            <w:pPr>
+              <w:pStyle w:val="ListParagraph"/>
+              <w:ind w:left="0"/>
+            </w:pPr>
+            <w:r>
+              <w:t>63.8%</w:t>
+            </w:r>
+          </w:p>
+        </w:tc>
+        <w:tc>
+          <w:tcPr>
+            <w:tcW w:w="1223" w:type="dxa"/>
+          </w:tcPr>
+          <w:p>
+            <w:pPr>
+              <w:pStyle w:val="ListParagraph"/>
+              <w:ind w:left="0"/>
+            </w:pPr>
+          </w:p>
+        </w:tc>
+        <w:tc>
+          <w:tcPr>
+            <w:tcW w:w="1241" w:type="dxa"/>
+          </w:tcPr>
+          <w:p>
+            <w:pPr>
+              <w:pStyle w:val="ListParagraph"/>
+              <w:ind w:left="0"/>
+            </w:pPr>
+          </w:p>
+        </w:tc>
+      </w:tr>
+      <w:tr>
+        <w:trPr>
+          <w:trHeight w:val="260"/>
+        </w:trPr>
+        <w:tc>
+          <w:tcPr>
+            <w:tcW w:w="1240" w:type="dxa"/>
+          </w:tcPr>
+          <w:p>
+            <w:pPr>
+              <w:pStyle w:val="ListParagraph"/>
+              <w:ind w:left="0"/>
+            </w:pPr>
+            <w:r>
+              <w:t>1-5</w:t>
+            </w:r>
+          </w:p>
+        </w:tc>
+        <w:tc>
+          <w:tcPr>
+            <w:tcW w:w="1241" w:type="dxa"/>
+          </w:tcPr>
+          <w:p>
+            <w:pPr>
+              <w:pStyle w:val="ListParagraph"/>
+              <w:ind w:left="0"/>
+            </w:pPr>
+            <w:r>
+              <w:t>9</w:t>
+            </w:r>
+          </w:p>
+        </w:tc>
+        <w:tc>
+          <w:tcPr>
+            <w:tcW w:w="1241" w:type="dxa"/>
+          </w:tcPr>
+          <w:p>
+            <w:pPr>
+              <w:pStyle w:val="ListParagraph"/>
+              <w:ind w:left="0"/>
+            </w:pPr>
+            <w:r>
+              <w:t>2000</w:t>
+            </w:r>
+          </w:p>
+        </w:tc>
+        <w:tc>
+          <w:tcPr>
+            <w:tcW w:w="1240" w:type="dxa"/>
+          </w:tcPr>
+          <w:p>
+            <w:pPr>
+              <w:pStyle w:val="ListParagraph"/>
+              <w:ind w:left="0"/>
+            </w:pPr>
+            <w:r>
+              <w:t>10000</w:t>
+            </w:r>
+          </w:p>
+        </w:tc>
+        <w:tc>
+          <w:tcPr>
+            <w:tcW w:w="1259" w:type="dxa"/>
+          </w:tcPr>
+          <w:p>
+            <w:pPr>
+              <w:pStyle w:val="ListParagraph"/>
+              <w:ind w:left="0"/>
+            </w:pPr>
+            <w:r>
+              <w:t>64%</w:t>
+            </w:r>
+          </w:p>
+        </w:tc>
+        <w:tc>
+          <w:tcPr>
+            <w:tcW w:w="1223" w:type="dxa"/>
+          </w:tcPr>
+          <w:p>
+            <w:pPr>
+              <w:pStyle w:val="ListParagraph"/>
+              <w:ind w:left="0"/>
+            </w:pPr>
+          </w:p>
+        </w:tc>
+        <w:tc>
+          <w:tcPr>
+            <w:tcW w:w="1241" w:type="dxa"/>
+          </w:tcPr>
+          <w:p>
+            <w:pPr>
+              <w:pStyle w:val="ListParagraph"/>
+              <w:ind w:left="0"/>
+            </w:pPr>
+          </w:p>
+        </w:tc>
+      </w:tr>
+      <w:tr>
+        <w:trPr>
+          <w:trHeight w:val="260"/>
+        </w:trPr>
+        <w:tc>
+          <w:tcPr>
+            <w:tcW w:w="1240" w:type="dxa"/>
+          </w:tcPr>
+          <w:p>
+            <w:pPr>
+              <w:pStyle w:val="ListParagraph"/>
+              <w:ind w:left="0"/>
+            </w:pPr>
+            <w:r>
+              <w:t>1-5</w:t>
+            </w:r>
+          </w:p>
+        </w:tc>
+        <w:tc>
+          <w:tcPr>
+            <w:tcW w:w="1241" w:type="dxa"/>
+          </w:tcPr>
+          <w:p>
+            <w:pPr>
+              <w:pStyle w:val="ListParagraph"/>
+              <w:ind w:left="0"/>
+            </w:pPr>
+            <w:r>
+              <w:t>9</w:t>
+            </w:r>
+          </w:p>
+        </w:tc>
+        <w:tc>
+          <w:tcPr>
+            <w:tcW w:w="1241" w:type="dxa"/>
+          </w:tcPr>
+          <w:p>
+            <w:pPr>
+              <w:pStyle w:val="ListParagraph"/>
+              <w:ind w:left="0"/>
+            </w:pPr>
+            <w:r>
+              <w:t>1000</w:t>
+            </w:r>
+          </w:p>
+        </w:tc>
+        <w:tc>
+          <w:tcPr>
+            <w:tcW w:w="1240" w:type="dxa"/>
+          </w:tcPr>
+          <w:p>
+            <w:pPr>
+              <w:pStyle w:val="ListParagraph"/>
+              <w:ind w:left="0"/>
+            </w:pPr>
+            <w:r>
+              <w:t>50000</w:t>
+            </w:r>
+          </w:p>
+        </w:tc>
+        <w:tc>
+          <w:tcPr>
+            <w:tcW w:w="1259" w:type="dxa"/>
+          </w:tcPr>
+          <w:p>
+            <w:pPr>
+              <w:pStyle w:val="ListParagraph"/>
+              <w:ind w:left="0"/>
+            </w:pPr>
+            <w:r>
+              <w:t>70.8%</w:t>
+            </w:r>
+          </w:p>
+        </w:tc>
+        <w:tc>
+          <w:tcPr>
+            <w:tcW w:w="1223" w:type="dxa"/>
+          </w:tcPr>
+          <w:p>
+            <w:pPr>
+              <w:pStyle w:val="ListParagraph"/>
+              <w:ind w:left="0"/>
+            </w:pPr>
+          </w:p>
+        </w:tc>
+        <w:tc>
+          <w:tcPr>
+            <w:tcW w:w="1241" w:type="dxa"/>
+          </w:tcPr>
+          <w:p>
+            <w:pPr>
+              <w:pStyle w:val="ListParagraph"/>
+              <w:ind w:left="0"/>
+            </w:pPr>
+          </w:p>
+        </w:tc>
+      </w:tr>
+      <w:tr>
+        <w:trPr>
+          <w:trHeight w:val="260"/>
+        </w:trPr>
+        <w:tc>
+          <w:tcPr>
+            <w:tcW w:w="1240" w:type="dxa"/>
+          </w:tcPr>
+          <w:p>
+            <w:pPr>
+              <w:pStyle w:val="ListParagraph"/>
+              <w:ind w:left="0"/>
+            </w:pPr>
+            <w:r>
+              <w:t>1-5</w:t>
+            </w:r>
+          </w:p>
+        </w:tc>
+        <w:tc>
+          <w:tcPr>
+            <w:tcW w:w="1241" w:type="dxa"/>
+          </w:tcPr>
+          <w:p>
+            <w:pPr>
+              <w:pStyle w:val="ListParagraph"/>
+              <w:ind w:left="0"/>
+            </w:pPr>
+            <w:r>
+              <w:t>9</w:t>
+            </w:r>
+          </w:p>
+        </w:tc>
+        <w:tc>
+          <w:tcPr>
+            <w:tcW w:w="1241" w:type="dxa"/>
+          </w:tcPr>
+          <w:p>
+            <w:pPr>
+              <w:pStyle w:val="ListParagraph"/>
+              <w:ind w:left="0"/>
+            </w:pPr>
+            <w:r>
+              <w:t>1000</w:t>
+            </w:r>
+          </w:p>
+        </w:tc>
+        <w:tc>
+          <w:tcPr>
+            <w:tcW w:w="1240" w:type="dxa"/>
+          </w:tcPr>
+          <w:p>
+            <w:pPr>
+              <w:pStyle w:val="ListParagraph"/>
+              <w:ind w:left="0"/>
+            </w:pPr>
+            <w:r>
+              <w:t>100000</w:t>
+            </w:r>
+          </w:p>
+        </w:tc>
+        <w:tc>
+          <w:tcPr>
+            <w:tcW w:w="1259" w:type="dxa"/>
+          </w:tcPr>
+          <w:p>
+            <w:pPr>
+              <w:pStyle w:val="ListParagraph"/>
+              <w:ind w:left="0"/>
+            </w:pPr>
+            <w:r>
+              <w:t>72.2%</w:t>
+            </w:r>
+          </w:p>
+        </w:tc>
+        <w:tc>
+          <w:tcPr>
+            <w:tcW w:w="1223" w:type="dxa"/>
+          </w:tcPr>
+          <w:p>
+            <w:pPr>
+              <w:pStyle w:val="ListParagraph"/>
+              <w:ind w:left="0"/>
+            </w:pPr>
+          </w:p>
+        </w:tc>
+        <w:tc>
+          <w:tcPr>
+            <w:tcW w:w="1241" w:type="dxa"/>
+          </w:tcPr>
+          <w:p>
+            <w:pPr>
+              <w:pStyle w:val="ListParagraph"/>
+              <w:ind w:left="0"/>
+            </w:pPr>
+          </w:p>
+        </w:tc>
+      </w:tr>
+      <w:tr>
+        <w:trPr>
+          <w:trHeight w:val="260"/>
+        </w:trPr>
+        <w:tc>
+          <w:tcPr>
+            <w:tcW w:w="1240" w:type="dxa"/>
+          </w:tcPr>
+          <w:p>
+            <w:pPr>
+              <w:pStyle w:val="ListParagraph"/>
+              <w:ind w:left="0"/>
+            </w:pPr>
+            <w:r>
+              <w:t>1-5</w:t>
+            </w:r>
+          </w:p>
+        </w:tc>
+        <w:tc>
+          <w:tcPr>
+            <w:tcW w:w="1241" w:type="dxa"/>
+          </w:tcPr>
+          <w:p>
+            <w:pPr>
+              <w:pStyle w:val="ListParagraph"/>
+              <w:ind w:left="0"/>
+            </w:pPr>
+            <w:r>
+              <w:t>Bestcase</w:t>
+            </w:r>
+          </w:p>
+        </w:tc>
+        <w:tc>
+          <w:tcPr>
+            <w:tcW w:w="1241" w:type="dxa"/>
+          </w:tcPr>
+          <w:p>
+            <w:pPr>
+              <w:pStyle w:val="ListParagraph"/>
+              <w:ind w:left="0"/>
+            </w:pPr>
+            <w:r>
+              <w:t>100</w:t>
+            </w:r>
+          </w:p>
+        </w:tc>
+        <w:tc>
+          <w:tcPr>
+            <w:tcW w:w="1240" w:type="dxa"/>
+          </w:tcPr>
+          <w:p>
+            <w:pPr>
+              <w:pStyle w:val="ListParagraph"/>
+              <w:ind w:left="0"/>
+            </w:pPr>
+            <w:r>
+              <w:t>1000</w:t>
+            </w:r>
+          </w:p>
+        </w:tc>
+        <w:tc>
+          <w:tcPr>
+            <w:tcW w:w="1259" w:type="dxa"/>
+          </w:tcPr>
+          <w:p>
+            <w:pPr>
+              <w:pStyle w:val="ListParagraph"/>
+              <w:ind w:left="0"/>
+            </w:pPr>
+            <w:r>
+              <w:t>97%</w:t>
+            </w:r>
+          </w:p>
+        </w:tc>
+        <w:tc>
+          <w:tcPr>
+            <w:tcW w:w="1223" w:type="dxa"/>
+          </w:tcPr>
+          <w:p>
+            <w:pPr>
+              <w:pStyle w:val="ListParagraph"/>
+              <w:ind w:left="0"/>
+            </w:pPr>
+            <w:r>
+              <w:t>29%/71%</w:t>
+            </w:r>
+          </w:p>
+        </w:tc>
+        <w:tc>
+          <w:tcPr>
+            <w:tcW w:w="1241" w:type="dxa"/>
+          </w:tcPr>
+          <w:p>
+            <w:pPr>
+              <w:pStyle w:val="ListParagraph"/>
+              <w:keepNext/>
+              <w:ind w:left="0"/>
+            </w:pPr>
+          </w:p>
+        </w:tc>
+      </w:tr>
+      <w:tr>
+        <w:trPr>
+          <w:trHeight w:val="260"/>
+        </w:trPr>
+        <w:tc>
+          <w:tcPr>
+            <w:tcW w:w="1240" w:type="dxa"/>
+          </w:tcPr>
+          <w:p>
+            <w:pPr>
+              <w:pStyle w:val="ListParagraph"/>
+              <w:ind w:left="0"/>
+            </w:pPr>
+            <w:r>
+              <w:t>1-5</w:t>
+            </w:r>
+          </w:p>
+        </w:tc>
+        <w:tc>
+          <w:tcPr>
+            <w:tcW w:w="1241" w:type="dxa"/>
+          </w:tcPr>
+          <w:p>
+            <w:pPr>
+              <w:pStyle w:val="ListParagraph"/>
+              <w:ind w:left="0"/>
+            </w:pPr>
+            <w:r>
+              <w:t>Bestcase</w:t>
+            </w:r>
+          </w:p>
+        </w:tc>
+        <w:tc>
+          <w:tcPr>
+            <w:tcW w:w="1241" w:type="dxa"/>
+          </w:tcPr>
+          <w:p>
+            <w:pPr>
+              <w:pStyle w:val="ListParagraph"/>
+              <w:ind w:left="0"/>
+            </w:pPr>
+            <w:r>
+              <w:t>00</w:t>
+            </w:r>
+          </w:p>
+        </w:tc>
+        <w:tc>
+          <w:tcPr>
+            <w:tcW w:w="1240" w:type="dxa"/>
+          </w:tcPr>
+          <w:p>
+            <w:pPr>
+              <w:pStyle w:val="ListParagraph"/>
+              <w:ind w:left="0"/>
+            </w:pPr>
+            <w:r>
+              <w:t>10000</w:t>
+            </w:r>
+          </w:p>
+        </w:tc>
+        <w:tc>
+          <w:tcPr>
+            <w:tcW w:w="1259" w:type="dxa"/>
+          </w:tcPr>
+          <w:p>
+            <w:pPr>
+              <w:pStyle w:val="ListParagraph"/>
+              <w:ind w:left="0"/>
+            </w:pPr>
+            <w:r>
+              <w:t>97.2%</w:t>
+            </w:r>
+          </w:p>
+        </w:tc>
+        <w:tc>
+          <w:tcPr>
+            <w:tcW w:w="1223" w:type="dxa"/>
+          </w:tcPr>
+          <w:p>
+            <w:pPr>
+              <w:pStyle w:val="ListParagraph"/>
+              <w:ind w:left="0"/>
+            </w:pPr>
+          </w:p>
+        </w:tc>
+        <w:tc>
+          <w:tcPr>
+            <w:tcW w:w="1241" w:type="dxa"/>
+          </w:tcPr>
+          <w:p>
+            <w:pPr>
+              <w:pStyle w:val="ListParagraph"/>
+              <w:keepNext/>
+              <w:ind w:left="0"/>
+            </w:pPr>
+          </w:p>
+        </w:tc>
+      </w:tr>
+    </w:tbl>
+    <w:p>
+      <w:pPr>
+        <w:pStyle w:val="Caption"/>
+        <w:jc w:val="center"/>
+      </w:pPr>
+      <w:r>
+        <w:t xml:space="preserve">Table </w:t>
+      </w:r>
+      <w:fldSimple w:instr=" SEQ Table \* ARABIC ">
+        <w:r>
+          <w:rPr>
+            <w:noProof/>
+          </w:rPr>
+          <w:t>5</w:t>
+        </w:r>
+      </w:fldSimple>
+      <w:r>
+        <w:t>: Targeted attacks</w:t>
+      </w:r>
+    </w:p>
+    <w:p>
+      <w:pPr>
+        <w:pStyle w:val="ListParagraph"/>
+        <w:numPr>
+          <w:ilvl w:val="0"/>
+          <w:numId w:val="7"/>
+        </w:numPr>
+      </w:pPr>
+      <w:r>
+        <w:t>It was observed that c value above 100 did not affect the attack success rate a lot as much as the iteration steps did. So c value of 100 was fixed for final experimentation.</w:t>
+      </w:r>
+    </w:p>
+    <w:p>
+      <w:pPr>
+        <w:pStyle w:val="ListParagraph"/>
+        <w:numPr>
+          <w:ilvl w:val="0"/>
+          <w:numId w:val="7"/>
+        </w:numPr>
+      </w:pPr>
+      <w:r>
+        <w:t xml:space="preserve">First all the targeted attacks were performed </w:t>
+      </w:r>
+      <w:r>
+        <w:t>with a single targeted class for all the images</w:t>
+      </w:r>
+      <w:r>
+        <w:t>/inputs.</w:t>
+      </w:r>
+      <w:r>
+        <w:t xml:space="preserve"> But the best way to perform them is having a separate target class for each input. We have focused on the best case where the target class for each input is the one with smallest L2 distortion/perturbation because that has the most </w:t>
+      </w:r>
+      <w:r>
+        <w:t xml:space="preserve">attack </w:t>
+      </w:r>
+      <w:r>
+        <w:t>success rate.</w:t>
+      </w:r>
+    </w:p>
+    <w:p>
+      <w:pPr>
+        <w:pStyle w:val="ListParagraph"/>
+        <w:numPr>
+          <w:ilvl w:val="0"/>
+          <w:numId w:val="7"/>
+        </w:numPr>
+      </w:pPr>
+      <w:r>
+        <w:t>Bestcase attack was performed with 2 different sets of parameters, one with c=100, steps=1000 and other with c=100, steps=10000. Since increase in steps from 1000 to 10000 only gave one additional input which was now being misclassified (i.e.15 instead of 14 for steps=1000),</w:t>
+      </w:r>
+      <w:r>
+        <w:t xml:space="preserve"> the remaining inputs still didn’t have any class that they were misclassified as so,</w:t>
+      </w:r>
+      <w:r>
+        <w:t xml:space="preserve"> it was decided to go ahead with steps=1000 for performing the tests because it is much quicker.</w:t>
+      </w:r>
+    </w:p>
+    <w:p>
+      <w:pPr>
+        <w:pStyle w:val="ListParagraph"/>
+      </w:pPr>
     </w:p>
     <w:sectPr>
       <w:pgSz w:w="12240" w:h="15840"/>
